--- a/08_proposal/NSFC面上项目申请书.docx
+++ b/08_proposal/NSFC面上项目申请书.docx
@@ -43,16 +43,16 @@
         <w:rPr>
           <w:rFonts w:hint="eastAsia"/>
         </w:rPr>
-        <w:t xml:space="preserve">：C0304（群落生态学）；关联</w:t>
-      </w:r>
-      <w:r>
-        <w:t xml:space="preserve"> </w:t>
-      </w:r>
-      <w:r>
-        <w:rPr>
-          <w:rFonts w:hint="eastAsia"/>
-        </w:rPr>
-        <w:t xml:space="preserve">C0307（全球变化生态学）、C0311（保护生物学）</w:t>
+        <w:t xml:space="preserve">：群落生态学方向，关联全球变化生态学与保护生物学</w:t>
+      </w:r>
+      <w:r>
+        <w:t xml:space="preserve"> </w:t>
+      </w:r>
+      <w:r>
+        <w:rPr>
+          <w:rFonts w:hint="eastAsia"/>
+        </w:rPr>
+        <w:t xml:space="preserve">〔三级代码逐年微调，请按申报年度《国家自然科学基金申请代码》核对后填写〕</w:t>
       </w:r>
       <w:r>
         <w:t xml:space="preserve"> </w:t>
@@ -69,7 +69,7 @@
         <w:rPr>
           <w:rFonts w:hint="eastAsia"/>
         </w:rPr>
-        <w:t xml:space="preserve">：2027</w:t>
+        <w:t xml:space="preserve">：2028</w:t>
       </w:r>
       <w:r>
         <w:t xml:space="preserve"> </w:t>
@@ -90,7 +90,7 @@
         <w:t xml:space="preserve">月</w:t>
       </w:r>
       <w:r>
-        <w:t xml:space="preserve"> — 2030 </w:t>
+        <w:t xml:space="preserve"> — 2031 </w:t>
       </w:r>
       <w:r>
         <w:rPr>
@@ -122,6 +122,33 @@
       <w:r>
         <w:rPr>
           <w:rFonts w:hint="eastAsia"/>
+        </w:rPr>
+        <w:t xml:space="preserve">〔按</w:t>
+      </w:r>
+      <w:r>
+        <w:t xml:space="preserve"> 2027 </w:t>
+      </w:r>
+      <w:r>
+        <w:rPr>
+          <w:rFonts w:hint="eastAsia"/>
+        </w:rPr>
+        <w:t xml:space="preserve">年</w:t>
+      </w:r>
+      <w:r>
+        <w:t xml:space="preserve"> 3 </w:t>
+      </w:r>
+      <w:r>
+        <w:rPr>
+          <w:rFonts w:hint="eastAsia"/>
+        </w:rPr>
+        <w:t xml:space="preserve">月集中接收推算；若申报年度不同请整体顺延〕</w:t>
+      </w:r>
+      <w:r>
+        <w:t xml:space="preserve"> </w:t>
+      </w:r>
+      <w:r>
+        <w:rPr>
+          <w:rFonts w:hint="eastAsia"/>
           <w:b/>
           <w:bCs/>
         </w:rPr>
@@ -131,10 +158,25 @@
         <w:rPr>
           <w:rFonts w:hint="eastAsia"/>
         </w:rPr>
-        <w:t xml:space="preserve">：功能性状；群落温度指数；体温调节模式；热学暴露；系统保护规划；昆明–蒙特利尔目标</w:t>
-      </w:r>
-      <w:r>
-        <w:t xml:space="preserve"> 3</w:t>
+        <w:t xml:space="preserve">：功能性状；体温调节模式；群落温度指数；气候响应速率；系统保护规划</w:t>
+      </w:r>
+      <w:r>
+        <w:t xml:space="preserve"> </w:t>
+      </w:r>
+      <w:r>
+        <w:rPr>
+          <w:rFonts w:hint="eastAsia"/>
+        </w:rPr>
+        <w:t xml:space="preserve">〔关键词以</w:t>
+      </w:r>
+      <w:r>
+        <w:t xml:space="preserve"> 5 </w:t>
+      </w:r>
+      <w:r>
+        <w:rPr>
+          <w:rFonts w:hint="eastAsia"/>
+        </w:rPr>
+        <w:t xml:space="preserve">个为限，已按此收敛〕</w:t>
       </w:r>
     </w:p>
     <w:p>
@@ -145,7 +187,7 @@
       </w:r>
     </w:p>
     <w:bookmarkEnd w:id="9"/>
-    <w:bookmarkStart w:id="27" w:name="一立项依据与研究内容"/>
+    <w:bookmarkStart w:id="31" w:name="一立项依据与研究内容"/>
     <w:p>
       <w:pPr>
         <w:pStyle w:val="Heading1"/>
@@ -666,7 +708,7 @@
         <w:rPr>
           <w:rFonts w:hint="eastAsia"/>
         </w:rPr>
-        <w:t xml:space="preserve">，以及是否对恒温与变温类群同等适用，尚未被系统检验。这一空缺并非细枝末节：丰富度与功能组成可以解耦，保护规划关心的恰恰是后者。</w:t>
+        <w:t xml:space="preserve">，以及是否对恒温与变温类群同等适用，尚未被系统检验。丰富度与功能组成可以解耦，而保护规划关心的是后者。</w:t>
       </w:r>
     </w:p>
     <w:p>
@@ -931,7 +973,7 @@
       </w:r>
     </w:p>
     <w:bookmarkEnd w:id="11"/>
-    <w:bookmarkStart w:id="12" w:name="关键研究空缺三个环环相扣的缺口"/>
+    <w:bookmarkStart w:id="12" w:name="关键研究空缺三个彼此衔接的缺口"/>
     <w:p>
       <w:pPr>
         <w:pStyle w:val="Heading3"/>
@@ -943,7 +985,7 @@
         <w:rPr>
           <w:rFonts w:hint="eastAsia"/>
         </w:rPr>
-        <w:t xml:space="preserve">关键研究空缺：三个环环相扣的缺口</w:t>
+        <w:t xml:space="preserve">关键研究空缺：三个彼此衔接的缺口</w:t>
       </w:r>
     </w:p>
     <w:p>
@@ -954,7 +996,7 @@
         <w:rPr>
           <w:rFonts w:hint="eastAsia"/>
         </w:rPr>
-        <w:t xml:space="preserve">综合以上，本领域存在三个环环相扣、且已到可以攻克时机的缺口：</w:t>
+        <w:t xml:space="preserve">综合以上，本领域存在三个彼此衔接的缺口。它们不是并列的三件事：第一个决定第二个是否值得做，第二个决定第三个能否落地。</w:t>
       </w:r>
     </w:p>
     <w:p>
@@ -1135,7 +1177,25 @@
         <w:rPr>
           <w:rFonts w:hint="eastAsia"/>
         </w:rPr>
-        <w:t xml:space="preserve">1.30），仅生境异质性持平（1.03）。这已接近申请人事先设定的证伪条件——</w:t>
+        <w:t xml:space="preserve">1.30），仅生境异质性持平（1.03）——以上为单性状与功能轴合并后按假说求得的平均</w:t>
+      </w:r>
+      <w:r>
+        <w:t xml:space="preserve"> |β| </w:t>
+      </w:r>
+      <w:r>
+        <w:rPr>
+          <w:rFonts w:hint="eastAsia"/>
+        </w:rPr>
+        <w:t xml:space="preserve">之比（table_38，共</w:t>
+      </w:r>
+      <w:r>
+        <w:t xml:space="preserve"> 216 </w:t>
+      </w:r>
+      <w:r>
+        <w:rPr>
+          <w:rFonts w:hint="eastAsia"/>
+        </w:rPr>
+        <w:t xml:space="preserve">个模型项）。这已接近申请人事先设定的证伪条件——</w:t>
       </w:r>
       <w:r>
         <w:rPr>
@@ -1306,16 +1366,43 @@
         <w:rPr>
           <w:rFonts w:hint="eastAsia"/>
         </w:rPr>
-        <w:t xml:space="preserve">；成熟年龄与寿命的实测覆盖仅</w:t>
-      </w:r>
-      <w:r>
-        <w:t xml:space="preserve"> </w:t>
-      </w:r>
-      <w:r>
-        <w:rPr>
-          <w:rFonts w:hint="eastAsia"/>
-        </w:rPr>
-        <w:t xml:space="preserve">7–24%。因此前期只能以”繁殖力对体型的残差”作为快慢生活史轴的替代，而无法用完整的两端定义。而生活史节奏恰恰是预测种群对气候变化响应速度的关键参数——这个缺口直接限制了预测能力。</w:t>
+        <w:t xml:space="preserve">；用以推导世代长度的两个量同样稀缺——成熟年龄在爬行类为</w:t>
+      </w:r>
+      <w:r>
+        <w:t xml:space="preserve"> </w:t>
+      </w:r>
+      <w:r>
+        <w:rPr>
+          <w:rFonts w:hint="eastAsia"/>
+        </w:rPr>
+        <w:t xml:space="preserve">0%、两栖类</w:t>
+      </w:r>
+      <w:r>
+        <w:t xml:space="preserve"> </w:t>
+      </w:r>
+      <w:r>
+        <w:rPr>
+          <w:rFonts w:hint="eastAsia"/>
+        </w:rPr>
+        <w:t xml:space="preserve">7.1%，寿命在爬行类</w:t>
+      </w:r>
+      <w:r>
+        <w:t xml:space="preserve"> </w:t>
+      </w:r>
+      <w:r>
+        <w:rPr>
+          <w:rFonts w:hint="eastAsia"/>
+        </w:rPr>
+        <w:t xml:space="preserve">23.5%、两栖类</w:t>
+      </w:r>
+      <w:r>
+        <w:t xml:space="preserve"> </w:t>
+      </w:r>
+      <w:r>
+        <w:rPr>
+          <w:rFonts w:hint="eastAsia"/>
+        </w:rPr>
+        <w:t xml:space="preserve">8.4%。因此前期只能以”繁殖力对体型的残差”作为快慢生活史轴的替代，而无法用完整的两端定义。而生活史节奏恰恰是预测种群对气候变化响应速度的关键参数——这个缺口直接限制了预测能力。</w:t>
       </w:r>
     </w:p>
     <w:bookmarkEnd w:id="12"/>
@@ -1435,7 +1522,7 @@
     </w:p>
     <w:bookmarkEnd w:id="13"/>
     <w:bookmarkEnd w:id="14"/>
-    <w:bookmarkStart w:id="18" w:name="项目的研究目标研究内容与拟解决的关键科学问题"/>
+    <w:bookmarkStart w:id="19" w:name="项目的研究目标研究内容与拟解决的关键科学问题"/>
     <w:p>
       <w:pPr>
         <w:pStyle w:val="Heading2"/>
@@ -1953,7 +2040,7 @@
       </w:tr>
     </w:tbl>
     <w:bookmarkEnd w:id="16"/>
-    <w:bookmarkStart w:id="17" w:name="研究内容"/>
+    <w:bookmarkStart w:id="17" w:name="科学问题属性"/>
     <w:p>
       <w:pPr>
         <w:pStyle w:val="Heading3"/>
@@ -1965,6 +2052,71 @@
         <w:rPr>
           <w:rFonts w:hint="eastAsia"/>
         </w:rPr>
+        <w:t xml:space="preserve">科学问题属性</w:t>
+      </w:r>
+    </w:p>
+    <w:p>
+      <w:pPr>
+        <w:pStyle w:val="FirstParagraph"/>
+      </w:pPr>
+      <w:r>
+        <w:rPr>
+          <w:rFonts w:hint="eastAsia"/>
+          <w:b/>
+          <w:bCs/>
+        </w:rPr>
+        <w:t xml:space="preserve">拟选属性：聚焦前沿、独辟蹊径。</w:t>
+      </w:r>
+    </w:p>
+    <w:p>
+      <w:pPr>
+        <w:pStyle w:val="BodyText"/>
+      </w:pPr>
+      <w:r>
+        <w:rPr>
+          <w:rFonts w:hint="eastAsia"/>
+        </w:rPr>
+        <w:t xml:space="preserve">理由有两条。其一，本项目所针对的问题——体温调节模式是否决定群落功能结构响应环境的速率——正处在功能生物地理学与气候变化生态学的交汇前沿：生理层面的热学约束证据充分，群落层面的定量检验却仍是空白，而后者恰恰是保护规划需要的尺度。其二，本项目的切入方式不是把现有分析再做一遍，而是用一个能够分离混杂的设计去回答它：以海拔与纬度两类温度梯度在热–非热变率比上的天然差异构造对照，把”变温类群是否只是对一切环境都更敏感”这一长期无法排除的替代解释变成可检验命题。前沿性来自问题，独辟蹊径来自设计。</w:t>
+      </w:r>
+    </w:p>
+    <w:p>
+      <w:pPr>
+        <w:pStyle w:val="BodyText"/>
+      </w:pPr>
+      <w:r>
+        <w:rPr>
+          <w:rFonts w:hint="eastAsia"/>
+        </w:rPr>
+        <w:t xml:space="preserve">〔备选：若评审更看重成果出口，本项目亦可按</w:t>
+      </w:r>
+      <w:r>
+        <w:rPr>
+          <w:rFonts w:hint="eastAsia"/>
+          <w:b/>
+          <w:bCs/>
+        </w:rPr>
+        <w:t xml:space="preserve">需求牵引、突破瓶颈</w:t>
+      </w:r>
+      <w:r>
+        <w:rPr>
+          <w:rFonts w:hint="eastAsia"/>
+        </w:rPr>
+        <w:t xml:space="preserve">申报——其牵引需求为”30×30”目标下的国土空间方案，其瓶颈为变温类群生活史数据在中国近乎空白、从而无法预测其响应速率。申请人建议以”聚焦前沿、独辟蹊径”为主，因为项目的主体是机制辨析，保护应用是机制结论的必然延伸而非起点。〕</w:t>
+      </w:r>
+    </w:p>
+    <w:bookmarkEnd w:id="17"/>
+    <w:bookmarkStart w:id="18" w:name="研究内容"/>
+    <w:p>
+      <w:pPr>
+        <w:pStyle w:val="Heading3"/>
+      </w:pPr>
+      <w:r>
+        <w:t xml:space="preserve">1.2.4 </w:t>
+      </w:r>
+      <w:r>
+        <w:rPr>
+          <w:rFonts w:hint="eastAsia"/>
+        </w:rPr>
         <w:t xml:space="preserve">研究内容</w:t>
       </w:r>
     </w:p>
@@ -2012,16 +2164,68 @@
         <w:rPr>
           <w:rFonts w:hint="eastAsia"/>
         </w:rPr>
-        <w:t xml:space="preserve">。目标：将世代长度覆盖率从</w:t>
-      </w:r>
-      <w:r>
-        <w:t xml:space="preserve"> 0% </w:t>
-      </w:r>
-      <w:r>
-        <w:rPr>
-          <w:rFonts w:hint="eastAsia"/>
-        </w:rPr>
-        <w:t xml:space="preserve">提升至</w:t>
+        <w:t xml:space="preserve">。此处需说清一件常被含糊带过的事：世代长度在原始文献中几乎从不被直接报道，它按</w:t>
+      </w:r>
+      <w:r>
+        <w:t xml:space="preserve"> IUCN </w:t>
+      </w:r>
+      <w:r>
+        <w:rPr>
+          <w:rFonts w:hint="eastAsia"/>
+        </w:rPr>
+        <w:t xml:space="preserve">的标准定义由</w:t>
+      </w:r>
+      <w:r>
+        <w:rPr>
+          <w:rFonts w:hint="eastAsia"/>
+          <w:b/>
+          <w:bCs/>
+        </w:rPr>
+        <w:t xml:space="preserve">成熟年龄与寿命</w:t>
+      </w:r>
+      <w:r>
+        <w:rPr>
+          <w:rFonts w:hint="eastAsia"/>
+        </w:rPr>
+        <w:t xml:space="preserve">推导；因此真正要补的是这两个量，而它们目前的实测覆盖分别只有</w:t>
+      </w:r>
+      <w:r>
+        <w:t xml:space="preserve"> </w:t>
+      </w:r>
+      <w:r>
+        <w:rPr>
+          <w:rFonts w:hint="eastAsia"/>
+        </w:rPr>
+        <w:t xml:space="preserve">0%/7.1%（成熟年龄，爬行/两栖）与</w:t>
+      </w:r>
+      <w:r>
+        <w:t xml:space="preserve"> </w:t>
+      </w:r>
+      <w:r>
+        <w:rPr>
+          <w:rFonts w:hint="eastAsia"/>
+        </w:rPr>
+        <w:t xml:space="preserve">23.5%/8.4%（寿命）。</w:t>
+      </w:r>
+    </w:p>
+    <w:p>
+      <w:pPr>
+        <w:pStyle w:val="BodyText"/>
+      </w:pPr>
+      <w:r>
+        <w:rPr>
+          <w:rFonts w:hint="eastAsia"/>
+        </w:rPr>
+        <w:t xml:space="preserve">目标据此设定为：成熟年龄与寿命各提升至</w:t>
+      </w:r>
+      <w:r>
+        <w:t xml:space="preserve"> ≥ 40% </w:t>
+      </w:r>
+      <w:r>
+        <w:rPr>
+          <w:rFonts w:hint="eastAsia"/>
+        </w:rPr>
+        <w:t xml:space="preserve">实测，再经推导并辅以属内近缘种插补，使世代长度的可用覆盖率达到</w:t>
       </w:r>
       <w:r>
         <w:t xml:space="preserve"> ≥ </w:t>
@@ -2030,25 +2234,16 @@
         <w:rPr>
           <w:rFonts w:hint="eastAsia"/>
         </w:rPr>
-        <w:t xml:space="preserve">50%，成熟年龄与寿命提升至</w:t>
-      </w:r>
-      <w:r>
-        <w:t xml:space="preserve"> ≥ </w:t>
-      </w:r>
-      <w:r>
-        <w:rPr>
-          <w:rFonts w:hint="eastAsia"/>
-        </w:rPr>
-        <w:t xml:space="preserve">40%。数据源包括《中国动物志》各卷、省级两爬志、学位论文、中文期刊（CNKI</w:t>
-      </w:r>
-      <w:r>
-        <w:t xml:space="preserve"> </w:t>
-      </w:r>
-      <w:r>
-        <w:rPr>
-          <w:rFonts w:hint="eastAsia"/>
-        </w:rPr>
-        <w:t xml:space="preserve">全文检索），辅以标本记录中的体长–年龄关系推算。</w:t>
+        <w:t xml:space="preserve">50%。数据源包括《中国动物志》两栖纲与爬行纲各卷、省级两栖爬行动物志、学位论文与中文期刊（CNKI</w:t>
+      </w:r>
+      <w:r>
+        <w:t xml:space="preserve"> </w:t>
+      </w:r>
+      <w:r>
+        <w:rPr>
+          <w:rFonts w:hint="eastAsia"/>
+        </w:rPr>
+        <w:t xml:space="preserve">全文检索）；对未直接报道成熟年龄的物种，利用两栖爬行类骨龄学（骨骼年轮）文献中的年龄–体长关系反推。所有推导值标记来源等级，并在下游分析中做”仅实测值”的平行检验。</w:t>
       </w:r>
     </w:p>
     <w:p>
@@ -2151,80 +2346,306 @@
         <w:rPr>
           <w:rFonts w:hint="eastAsia"/>
         </w:rPr>
-        <w:t xml:space="preserve">的核心设计。其逻辑是：海拔梯度上温度快速变化（约</w:t>
-      </w:r>
-      <w:r>
-        <w:t xml:space="preserve"> −0.6 °C/100 </w:t>
-      </w:r>
-      <w:r>
-        <w:rPr>
-          <w:rFonts w:hint="eastAsia"/>
-        </w:rPr>
-        <w:t xml:space="preserve">m）而生境异质性、光周期、区域物种池变化相对有限；纬度梯度上温度变化慢（约</w:t>
-      </w:r>
-      <w:r>
-        <w:t xml:space="preserve"> −0.6 °C/100 </w:t>
-      </w:r>
-      <w:r>
-        <w:rPr>
-          <w:rFonts w:hint="eastAsia"/>
-        </w:rPr>
-        <w:t xml:space="preserve">km）但伴随光周期、季节性与区域历史的同步变化。</w:t>
-      </w:r>
-      <w:r>
-        <w:rPr>
-          <w:rFonts w:hint="eastAsia"/>
-          <w:b/>
-          <w:bCs/>
-        </w:rPr>
-        <w:t xml:space="preserve">若类群不对称源于热学机制，则应在海拔梯度上更强；若源于普遍性更紧的环境跟踪，则两类梯度应无系统差异。</w:t>
-      </w:r>
-    </w:p>
-    <w:p>
-      <w:pPr>
-        <w:pStyle w:val="BodyText"/>
-      </w:pPr>
-      <w:r>
-        <w:rPr>
-          <w:rFonts w:hint="eastAsia"/>
-        </w:rPr>
-        <w:t xml:space="preserve">具体实施：（1）在全国识别</w:t>
-      </w:r>
-      <w:r>
-        <w:t xml:space="preserve"> ≥ 20 </w:t>
-      </w:r>
-      <w:r>
-        <w:rPr>
-          <w:rFonts w:hint="eastAsia"/>
-        </w:rPr>
-        <w:t xml:space="preserve">条海拔梯度带（横断山、秦岭、太行、长白、天山、喜马拉雅南坡等）与匹配的纬度样带；（2）在每条梯度上计算四纲的群落性状均值与三个功能轴分数；（3）拟合”性状</w:t>
-      </w:r>
-      <w:r>
-        <w:t xml:space="preserve"> ~ </w:t>
-      </w:r>
-      <w:r>
-        <w:rPr>
-          <w:rFonts w:hint="eastAsia"/>
-        </w:rPr>
-        <w:t xml:space="preserve">温度</w:t>
-      </w:r>
-      <w:r>
-        <w:t xml:space="preserve"> × </w:t>
-      </w:r>
-      <w:r>
-        <w:rPr>
-          <w:rFonts w:hint="eastAsia"/>
-        </w:rPr>
-        <w:t xml:space="preserve">体温调节模式</w:t>
-      </w:r>
-      <w:r>
-        <w:t xml:space="preserve"> × </w:t>
-      </w:r>
-      <w:r>
-        <w:rPr>
-          <w:rFonts w:hint="eastAsia"/>
-        </w:rPr>
-        <w:t xml:space="preserve">梯度类型”的分层模型，检验三阶交互；（4）用倾向性匹配使两类梯度在温度跨度、生境异质性与人类足迹上可比，避免混杂。</w:t>
+        <w:t xml:space="preserve">的核心设计。海拔与纬度都能制造温度梯度，但两者附带的非温度变化并不相同，识别正是来自这一差异。</w:t>
+      </w:r>
+    </w:p>
+    <w:p>
+      <w:pPr>
+        <w:pStyle w:val="BodyText"/>
+      </w:pPr>
+      <w:r>
+        <w:rPr>
+          <w:rFonts w:hint="eastAsia"/>
+        </w:rPr>
+        <w:t xml:space="preserve">必须先排除一个常见的误说：</w:t>
+      </w:r>
+      <w:r>
+        <w:rPr>
+          <w:rFonts w:hint="eastAsia"/>
+          <w:b/>
+          <w:bCs/>
+        </w:rPr>
+        <w:t xml:space="preserve">“海拔梯度上其他环境变化很小”</w:t>
+      </w:r>
+      <w:r>
+        <w:rPr>
+          <w:rFonts w:hint="eastAsia"/>
+          <w:b/>
+          <w:bCs/>
+        </w:rPr>
+        <w:t xml:space="preserve">并不成立</w:t>
+      </w:r>
+      <w:r>
+        <w:rPr>
+          <w:rFonts w:hint="eastAsia"/>
+        </w:rPr>
+        <w:t xml:space="preserve">。植被垂直带谱使生境异质性、降水、紫外辐射与氧分压沿海拔剧烈变化，把它们说成近似恒定会使整个设计站不住。真正沿海拔近乎不变、而沿纬度强烈变化的只有三件事：</w:t>
+      </w:r>
+      <w:r>
+        <w:rPr>
+          <w:rFonts w:hint="eastAsia"/>
+          <w:b/>
+          <w:bCs/>
+        </w:rPr>
+        <w:t xml:space="preserve">光周期</w:t>
+      </w:r>
+      <w:r>
+        <w:rPr>
+          <w:rFonts w:hint="eastAsia"/>
+        </w:rPr>
+        <w:t xml:space="preserve">（同一经度上随海拔完全不变）、</w:t>
+      </w:r>
+      <w:r>
+        <w:rPr>
+          <w:rFonts w:hint="eastAsia"/>
+          <w:b/>
+          <w:bCs/>
+        </w:rPr>
+        <w:t xml:space="preserve">年温差所代表的季节性</w:t>
+      </w:r>
+      <w:r>
+        <w:rPr>
+          <w:rFonts w:hint="eastAsia"/>
+        </w:rPr>
+        <w:t xml:space="preserve">，以及</w:t>
+      </w:r>
+      <w:r>
+        <w:rPr>
+          <w:rFonts w:hint="eastAsia"/>
+          <w:b/>
+          <w:bCs/>
+        </w:rPr>
+        <w:t xml:space="preserve">区域物种池与演化历史</w:t>
+      </w:r>
+      <w:r>
+        <w:rPr>
+          <w:rFonts w:hint="eastAsia"/>
+        </w:rPr>
+        <w:t xml:space="preserve">（同一山系各海拔段共享同一区域动物区系）。设计的识别力来自这三者，不来自”其他环境都不变”。</w:t>
+      </w:r>
+    </w:p>
+    <w:p>
+      <w:pPr>
+        <w:pStyle w:val="BodyText"/>
+      </w:pPr>
+      <w:r>
+        <w:rPr>
+          <w:rFonts w:hint="eastAsia"/>
+        </w:rPr>
+        <w:t xml:space="preserve">因此本项目不把”海拔</w:t>
+      </w:r>
+      <w:r>
+        <w:t xml:space="preserve"> vs </w:t>
+      </w:r>
+      <w:r>
+        <w:rPr>
+          <w:rFonts w:hint="eastAsia"/>
+        </w:rPr>
+        <w:t xml:space="preserve">纬度”当成一个二分标签，而是对每条样带</w:t>
+      </w:r>
+      <w:r>
+        <w:rPr>
+          <w:rFonts w:hint="eastAsia"/>
+          <w:b/>
+          <w:bCs/>
+        </w:rPr>
+        <w:t xml:space="preserve">实测</w:t>
+      </w:r>
+      <w:r>
+        <w:rPr>
+          <w:rFonts w:hint="eastAsia"/>
+        </w:rPr>
+        <w:t xml:space="preserve">其热–非热变率比</w:t>
+      </w:r>
+    </w:p>
+    <w:p>
+      <w:pPr>
+        <w:pStyle w:val="BlockText"/>
+      </w:pPr>
+      <w:r>
+        <w:t xml:space="preserve">Θ = </w:t>
+      </w:r>
+      <w:r>
+        <w:rPr>
+          <w:rFonts w:hint="eastAsia"/>
+        </w:rPr>
+        <w:t xml:space="preserve">sd(年均温)</w:t>
+      </w:r>
+      <w:r>
+        <w:t xml:space="preserve"> ÷ </w:t>
+      </w:r>
+      <w:r>
+        <w:rPr>
+          <w:rFonts w:hint="eastAsia"/>
+        </w:rPr>
+        <w:t xml:space="preserve">sd(非温度环境变量的第一主成分)</w:t>
+      </w:r>
+    </w:p>
+    <w:p>
+      <w:pPr>
+        <w:pStyle w:val="FirstParagraph"/>
+      </w:pPr>
+      <w:r>
+        <w:rPr>
+          <w:rFonts w:hint="eastAsia"/>
+        </w:rPr>
+        <w:t xml:space="preserve">并以</w:t>
+      </w:r>
+      <w:r>
+        <w:t xml:space="preserve"> Θ </w:t>
+      </w:r>
+      <w:r>
+        <w:rPr>
+          <w:rFonts w:hint="eastAsia"/>
+        </w:rPr>
+        <w:t xml:space="preserve">作为连续调节变量。这样做的理由很直接：二分设计无法排除”山地与平原本就处处不同”这一替代解释，而连续设计把假设变成了可检验的剂量–反应关系——</w:t>
+      </w:r>
+      <w:r>
+        <w:rPr>
+          <w:rFonts w:hint="eastAsia"/>
+          <w:b/>
+          <w:bCs/>
+        </w:rPr>
+        <w:t xml:space="preserve">若不对称确由热学机制驱动，超额响应应随</w:t>
+      </w:r>
+      <w:r>
+        <w:rPr>
+          <w:b/>
+          <w:bCs/>
+        </w:rPr>
+        <w:t xml:space="preserve"> Θ </w:t>
+      </w:r>
+      <w:r>
+        <w:rPr>
+          <w:rFonts w:hint="eastAsia"/>
+          <w:b/>
+          <w:bCs/>
+        </w:rPr>
+        <w:t xml:space="preserve">单调递增，而不只是”山地组高于平原组”</w:t>
+      </w:r>
+      <w:r>
+        <w:rPr>
+          <w:rFonts w:hint="eastAsia"/>
+        </w:rPr>
+        <w:t xml:space="preserve">。这与申请人前期用”变量热含量”做剂量–反应检验（ρ</w:t>
+      </w:r>
+      <w:r>
+        <w:t xml:space="preserve"> = </w:t>
+      </w:r>
+      <w:r>
+        <w:rPr>
+          <w:rFonts w:hint="eastAsia"/>
+        </w:rPr>
+        <w:t xml:space="preserve">0.74）的逻辑同源。</w:t>
+      </w:r>
+    </w:p>
+    <w:p>
+      <w:pPr>
+        <w:pStyle w:val="BodyText"/>
+      </w:pPr>
+      <w:r>
+        <w:rPr>
+          <w:rFonts w:hint="eastAsia"/>
+        </w:rPr>
+        <w:t xml:space="preserve">海拔–纬度对照本身是宏观生态学的经典设计（Janzen</w:t>
+      </w:r>
+      <w:r>
+        <w:t xml:space="preserve"> </w:t>
+      </w:r>
+      <w:r>
+        <w:rPr>
+          <w:rFonts w:hint="eastAsia"/>
+        </w:rPr>
+        <w:t xml:space="preserve">1967；Ghalambor</w:t>
+      </w:r>
+      <w:r>
+        <w:t xml:space="preserve"> et al. </w:t>
+      </w:r>
+      <w:r>
+        <w:rPr>
+          <w:rFonts w:hint="eastAsia"/>
+        </w:rPr>
+        <w:t xml:space="preserve">2006；Sheldon</w:t>
+      </w:r>
+      <w:r>
+        <w:t xml:space="preserve"> et al. </w:t>
+      </w:r>
+      <w:r>
+        <w:rPr>
+          <w:rFonts w:hint="eastAsia"/>
+        </w:rPr>
+        <w:t xml:space="preserve">2018），本项目的新意不在设计本身，而在于把它用于</w:t>
+      </w:r>
+      <w:r>
+        <w:rPr>
+          <w:rFonts w:hint="eastAsia"/>
+          <w:b/>
+          <w:bCs/>
+        </w:rPr>
+        <w:t xml:space="preserve">群落性状组成</w:t>
+      </w:r>
+      <w:r>
+        <w:rPr>
+          <w:rFonts w:hint="eastAsia"/>
+        </w:rPr>
+        <w:t xml:space="preserve">、并以</w:t>
+      </w:r>
+      <w:r>
+        <w:rPr>
+          <w:rFonts w:hint="eastAsia"/>
+          <w:b/>
+          <w:bCs/>
+        </w:rPr>
+        <w:t xml:space="preserve">恒温–变温对照</w:t>
+      </w:r>
+      <w:r>
+        <w:rPr>
+          <w:rFonts w:hint="eastAsia"/>
+        </w:rPr>
+        <w:t xml:space="preserve">作为处理因子；据申请人检索，这一组合尚未见报道。</w:t>
+      </w:r>
+    </w:p>
+    <w:p>
+      <w:pPr>
+        <w:pStyle w:val="BodyText"/>
+      </w:pPr>
+      <w:r>
+        <w:rPr>
+          <w:rFonts w:hint="eastAsia"/>
+        </w:rPr>
+        <w:t xml:space="preserve">具体实施：（1）在全国筛选海拔梯度带（横断山、秦岭—大巴山、太行山、长白山、天山、喜马拉雅南坡、武夷山、南岭等）与东部季风区的纬度样带，逐条计算</w:t>
+      </w:r>
+      <w:r>
+        <w:t xml:space="preserve"> </w:t>
+      </w:r>
+      <w:r>
+        <w:rPr>
+          <w:rFonts w:hint="eastAsia"/>
+        </w:rPr>
+        <w:t xml:space="preserve">Θ；（2）在每条梯度上计算四纲的群落性状均值与三个功能轴分数；（3）拟合含三阶交互的分层模型（见</w:t>
+      </w:r>
+      <w:r>
+        <w:t xml:space="preserve"> </w:t>
+      </w:r>
+      <w:r>
+        <w:rPr>
+          <w:rFonts w:hint="eastAsia"/>
+        </w:rPr>
+        <w:t xml:space="preserve">1.3.2）；（4）用倾向性匹配对齐温度跨度、物种丰富度与人类足迹，但</w:t>
+      </w:r>
+      <w:r>
+        <w:rPr>
+          <w:rFonts w:hint="eastAsia"/>
+          <w:b/>
+          <w:bCs/>
+        </w:rPr>
+        <w:t xml:space="preserve">不对生境异质性做匹配</w:t>
+      </w:r>
+      <w:r>
+        <w:rPr>
+          <w:rFonts w:hint="eastAsia"/>
+        </w:rPr>
+        <w:t xml:space="preserve">——它沿海拔本就应当变化，强行匹配会把真实的梯度结构抹掉，改以协变量方式控制。</w:t>
       </w:r>
     </w:p>
     <w:p>
@@ -2262,16 +2683,74 @@
         <w:rPr>
           <w:rFonts w:hint="eastAsia"/>
         </w:rPr>
-        <w:t xml:space="preserve">。对每个网格、每个纲计算两时段的</w:t>
-      </w:r>
-      <w:r>
-        <w:t xml:space="preserve"> </w:t>
-      </w:r>
-      <w:r>
-        <w:rPr>
-          <w:rFonts w:hint="eastAsia"/>
-        </w:rPr>
-        <w:t xml:space="preserve">CTI（物种热生态位中位数的群落加权平均），以</w:t>
+        <w:t xml:space="preserve">。物种热生态位取其分布区内年均温的中位数，CTI</w:t>
+      </w:r>
+      <w:r>
+        <w:t xml:space="preserve"> </w:t>
+      </w:r>
+      <w:r>
+        <w:rPr>
+          <w:rFonts w:hint="eastAsia"/>
+        </w:rPr>
+        <w:t xml:space="preserve">为群落内各物种热生态位的加权平均。这里有一处必须避开的循环：若用各时段各自的气候数据定义热生态位，则</w:t>
+      </w:r>
+      <w:r>
+        <w:t xml:space="preserve"> CTI </w:t>
+      </w:r>
+      <w:r>
+        <w:rPr>
+          <w:rFonts w:hint="eastAsia"/>
+        </w:rPr>
+        <w:t xml:space="preserve">的变化会同时来自组成变化与气候数据本身的变化。因此</w:t>
+      </w:r>
+      <w:r>
+        <w:rPr>
+          <w:rFonts w:hint="eastAsia"/>
+          <w:b/>
+          <w:bCs/>
+        </w:rPr>
+        <w:t xml:space="preserve">热生态位统一以</w:t>
+      </w:r>
+      <w:r>
+        <w:rPr>
+          <w:b/>
+          <w:bCs/>
+        </w:rPr>
+        <w:t xml:space="preserve"> 1970–2000 </w:t>
+      </w:r>
+      <w:r>
+        <w:rPr>
+          <w:rFonts w:hint="eastAsia"/>
+          <w:b/>
+          <w:bCs/>
+        </w:rPr>
+        <w:t xml:space="preserve">气候常态定义并在两个时段间固定</w:t>
+      </w:r>
+      <w:r>
+        <w:rPr>
+          <w:rFonts w:hint="eastAsia"/>
+        </w:rPr>
+        <w:t xml:space="preserve">，时段间的</w:t>
+      </w:r>
+      <w:r>
+        <w:t xml:space="preserve"> ΔCTI </w:t>
+      </w:r>
+      <w:r>
+        <w:rPr>
+          <w:rFonts w:hint="eastAsia"/>
+        </w:rPr>
+        <w:t xml:space="preserve">由此只反映物种组成的改变。</w:t>
+      </w:r>
+    </w:p>
+    <w:p>
+      <w:pPr>
+        <w:pStyle w:val="BodyText"/>
+      </w:pPr>
+      <w:r>
+        <w:rPr>
+          <w:rFonts w:hint="eastAsia"/>
+        </w:rPr>
+        <w:t xml:space="preserve">以</w:t>
       </w:r>
       <w:r>
         <w:t xml:space="preserve"> </w:t>
@@ -2289,25 +2768,71 @@
         <w:rPr>
           <w:rFonts w:hint="eastAsia"/>
         </w:rPr>
-        <w:t xml:space="preserve">作为热化速率。同时计算气候变化速度（climate</w:t>
-      </w:r>
-      <w:r>
-        <w:t xml:space="preserve"> </w:t>
-      </w:r>
-      <w:r>
-        <w:rPr>
-          <w:rFonts w:hint="eastAsia"/>
-        </w:rPr>
-        <w:t xml:space="preserve">velocity），二者之比即”气候债”（climate</w:t>
-      </w:r>
-      <w:r>
-        <w:t xml:space="preserve"> </w:t>
-      </w:r>
-      <w:r>
-        <w:rPr>
-          <w:rFonts w:hint="eastAsia"/>
-        </w:rPr>
-        <w:t xml:space="preserve">debt），量化群落跟踪的滞后程度。</w:t>
+        <w:t xml:space="preserve">作为热化速率。</w:t>
+      </w:r>
+      <w:r>
+        <w:rPr>
+          <w:rFonts w:hint="eastAsia"/>
+          <w:b/>
+          <w:bCs/>
+        </w:rPr>
+        <w:t xml:space="preserve">气候债</w:t>
+      </w:r>
+      <w:r>
+        <w:rPr>
+          <w:rFonts w:hint="eastAsia"/>
+        </w:rPr>
+        <w:t xml:space="preserve">（climate</w:t>
+      </w:r>
+      <w:r>
+        <w:t xml:space="preserve"> </w:t>
+      </w:r>
+      <w:r>
+        <w:rPr>
+          <w:rFonts w:hint="eastAsia"/>
+        </w:rPr>
+        <w:t xml:space="preserve">debt）按</w:t>
+      </w:r>
+      <w:r>
+        <w:t xml:space="preserve"> Devictor et al. (2012) </w:t>
+      </w:r>
+      <w:r>
+        <w:rPr>
+          <w:rFonts w:hint="eastAsia"/>
+        </w:rPr>
+        <w:t xml:space="preserve">的定义取</w:t>
+      </w:r>
+      <w:r>
+        <w:rPr>
+          <w:rFonts w:hint="eastAsia"/>
+          <w:b/>
+          <w:bCs/>
+        </w:rPr>
+        <w:t xml:space="preserve">差</w:t>
+      </w:r>
+      <w:r>
+        <w:rPr>
+          <w:rFonts w:hint="eastAsia"/>
+        </w:rPr>
+        <w:t xml:space="preserve">而非比：以温度为单位即同期实际增温</w:t>
+      </w:r>
+      <w:r>
+        <w:t xml:space="preserve"> ΔT </w:t>
+      </w:r>
+      <w:r>
+        <w:rPr>
+          <w:rFonts w:hint="eastAsia"/>
+        </w:rPr>
+        <w:t xml:space="preserve">与</w:t>
+      </w:r>
+      <w:r>
+        <w:t xml:space="preserve"> ΔCTI </w:t>
+      </w:r>
+      <w:r>
+        <w:rPr>
+          <w:rFonts w:hint="eastAsia"/>
+        </w:rPr>
+        <w:t xml:space="preserve">之差；以距离为单位即等温线位移与群落热质心位移之差。二者并报，因为温度单位便于跨纲比较，距离单位便于与保护地布局直接对话。</w:t>
       </w:r>
     </w:p>
     <w:p>
@@ -2515,9 +3040,9 @@
         </w:pict>
       </w:r>
     </w:p>
-    <w:bookmarkEnd w:id="17"/>
     <w:bookmarkEnd w:id="18"/>
-    <w:bookmarkStart w:id="22" w:name="拟采取的研究方案及可行性分析"/>
+    <w:bookmarkEnd w:id="19"/>
+    <w:bookmarkStart w:id="26" w:name="拟采取的研究方案及可行性分析"/>
     <w:p>
       <w:pPr>
         <w:pStyle w:val="Heading2"/>
@@ -2532,7 +3057,7 @@
         <w:t xml:space="preserve">拟采取的研究方案及可行性分析</w:t>
       </w:r>
     </w:p>
-    <w:bookmarkStart w:id="19" w:name="总体思路与技术路线"/>
+    <w:bookmarkStart w:id="23" w:name="总体思路与技术路线"/>
     <w:p>
       <w:pPr>
         <w:pStyle w:val="Heading3"/>
@@ -2619,547 +3144,90 @@
     </w:p>
     <w:p>
       <w:pPr>
-        <w:pStyle w:val="SourceCode"/>
-      </w:pPr>
-      <w:r>
-        <w:rPr>
-          <w:rStyle w:val="VerbatimChar"/>
-        </w:rPr>
-        <w:t xml:space="preserve">                    ┌─────────────────────────────────────┐</w:t>
-      </w:r>
-      <w:r>
-        <w:br/>
-      </w:r>
-      <w:r>
-        <w:rPr>
-          <w:rStyle w:val="VerbatimChar"/>
-        </w:rPr>
-        <w:t xml:space="preserve">                    │  </w:t>
-      </w:r>
-      <w:r>
-        <w:rPr>
-          <w:rStyle w:val="VerbatimChar"/>
-          <w:rFonts w:hint="eastAsia"/>
-        </w:rPr>
-        <w:t xml:space="preserve">内容一</w:t>
-      </w:r>
-      <w:r>
-        <w:rPr>
-          <w:rStyle w:val="VerbatimChar"/>
-        </w:rPr>
-        <w:t xml:space="preserve"> </w:t>
-      </w:r>
-      <w:r>
-        <w:rPr>
-          <w:rStyle w:val="VerbatimChar"/>
-          <w:rFonts w:hint="eastAsia"/>
-        </w:rPr>
-        <w:t xml:space="preserve">数据基础</w:t>
-      </w:r>
-      <w:r>
-        <w:rPr>
-          <w:rStyle w:val="VerbatimChar"/>
-        </w:rPr>
-        <w:t xml:space="preserve">                     │</w:t>
-      </w:r>
-      <w:r>
-        <w:br/>
-      </w:r>
-      <w:r>
-        <w:rPr>
-          <w:rStyle w:val="VerbatimChar"/>
-        </w:rPr>
-        <w:t xml:space="preserve">                    │  • </w:t>
-      </w:r>
-      <w:r>
-        <w:rPr>
-          <w:rStyle w:val="VerbatimChar"/>
-          <w:rFonts w:hint="eastAsia"/>
-        </w:rPr>
-        <w:t xml:space="preserve">中文文献生活史补缺（爬行/两栖）</w:t>
-      </w:r>
-      <w:r>
-        <w:rPr>
-          <w:rStyle w:val="VerbatimChar"/>
-        </w:rPr>
-        <w:t xml:space="preserve">    │</w:t>
-      </w:r>
-      <w:r>
-        <w:br/>
-      </w:r>
-      <w:r>
-        <w:rPr>
-          <w:rStyle w:val="VerbatimChar"/>
-        </w:rPr>
-        <w:t xml:space="preserve">                    │  • </w:t>
-      </w:r>
-      <w:r>
-        <w:rPr>
-          <w:rStyle w:val="VerbatimChar"/>
-          <w:rFonts w:hint="eastAsia"/>
-        </w:rPr>
-        <w:t xml:space="preserve">时间分层群落矩阵（1980s</w:t>
-      </w:r>
-      <w:r>
-        <w:rPr>
-          <w:rStyle w:val="VerbatimChar"/>
-        </w:rPr>
-        <w:t xml:space="preserve"> vs </w:t>
-      </w:r>
-      <w:r>
-        <w:rPr>
-          <w:rStyle w:val="VerbatimChar"/>
-          <w:rFonts w:hint="eastAsia"/>
-        </w:rPr>
-        <w:t xml:space="preserve">2010s）│</w:t>
-      </w:r>
-      <w:r>
-        <w:br/>
-      </w:r>
-      <w:r>
-        <w:rPr>
-          <w:rStyle w:val="VerbatimChar"/>
-        </w:rPr>
-        <w:t xml:space="preserve">                    │  • </w:t>
-      </w:r>
-      <w:r>
-        <w:rPr>
-          <w:rStyle w:val="VerbatimChar"/>
-          <w:rFonts w:hint="eastAsia"/>
-        </w:rPr>
-        <w:t xml:space="preserve">调查完整性校正（Chao</w:t>
-      </w:r>
-      <w:r>
-        <w:rPr>
-          <w:rStyle w:val="VerbatimChar"/>
-        </w:rPr>
-        <w:t xml:space="preserve"> </w:t>
-      </w:r>
-      <w:r>
-        <w:rPr>
-          <w:rStyle w:val="VerbatimChar"/>
-          <w:rFonts w:hint="eastAsia"/>
-        </w:rPr>
-        <w:t xml:space="preserve">覆盖度）</w:t>
-      </w:r>
-      <w:r>
-        <w:rPr>
-          <w:rStyle w:val="VerbatimChar"/>
-        </w:rPr>
-        <w:t xml:space="preserve">      │</w:t>
-      </w:r>
-      <w:r>
-        <w:br/>
-      </w:r>
-      <w:r>
-        <w:rPr>
-          <w:rStyle w:val="VerbatimChar"/>
-        </w:rPr>
-        <w:t xml:space="preserve">                    └──────────────┬──────────────────────┘</w:t>
-      </w:r>
-      <w:r>
-        <w:br/>
-      </w:r>
-      <w:r>
-        <w:rPr>
-          <w:rStyle w:val="VerbatimChar"/>
-        </w:rPr>
-        <w:t xml:space="preserve">                                   │</w:t>
-      </w:r>
-      <w:r>
-        <w:br/>
-      </w:r>
-      <w:r>
-        <w:rPr>
-          <w:rStyle w:val="VerbatimChar"/>
-        </w:rPr>
-        <w:t xml:space="preserve">                 ┌─────────────────┴─────────────────┐</w:t>
-      </w:r>
-      <w:r>
-        <w:br/>
-      </w:r>
-      <w:r>
-        <w:rPr>
-          <w:rStyle w:val="VerbatimChar"/>
-        </w:rPr>
-        <w:t xml:space="preserve">                 ▼                                   ▼</w:t>
-      </w:r>
-      <w:r>
-        <w:br/>
-      </w:r>
-      <w:r>
-        <w:rPr>
-          <w:rStyle w:val="VerbatimChar"/>
-        </w:rPr>
-        <w:t xml:space="preserve">    ┌────────────────────────┐          ┌────────────────────────┐</w:t>
-      </w:r>
-      <w:r>
-        <w:br/>
-      </w:r>
-      <w:r>
-        <w:rPr>
-          <w:rStyle w:val="VerbatimChar"/>
-        </w:rPr>
-        <w:t xml:space="preserve">    │ </w:t>
-      </w:r>
-      <w:r>
-        <w:rPr>
-          <w:rStyle w:val="VerbatimChar"/>
-          <w:rFonts w:hint="eastAsia"/>
-        </w:rPr>
-        <w:t xml:space="preserve">内容二</w:t>
-      </w:r>
-      <w:r>
-        <w:rPr>
-          <w:rStyle w:val="VerbatimChar"/>
-        </w:rPr>
-        <w:t xml:space="preserve"> </w:t>
-      </w:r>
-      <w:r>
-        <w:rPr>
-          <w:rStyle w:val="VerbatimChar"/>
-          <w:rFonts w:hint="eastAsia"/>
-        </w:rPr>
-        <w:t xml:space="preserve">机制辨析</w:t>
-      </w:r>
-      <w:r>
-        <w:rPr>
-          <w:rStyle w:val="VerbatimChar"/>
-        </w:rPr>
-        <w:t xml:space="preserve">          │          │ </w:t>
-      </w:r>
-      <w:r>
-        <w:rPr>
-          <w:rStyle w:val="VerbatimChar"/>
-          <w:rFonts w:hint="eastAsia"/>
-        </w:rPr>
-        <w:t xml:space="preserve">内容三</w:t>
-      </w:r>
-      <w:r>
-        <w:rPr>
-          <w:rStyle w:val="VerbatimChar"/>
-        </w:rPr>
-        <w:t xml:space="preserve"> </w:t>
-      </w:r>
-      <w:r>
-        <w:rPr>
-          <w:rStyle w:val="VerbatimChar"/>
-          <w:rFonts w:hint="eastAsia"/>
-        </w:rPr>
-        <w:t xml:space="preserve">时间动态</w:t>
-      </w:r>
-      <w:r>
-        <w:rPr>
-          <w:rStyle w:val="VerbatimChar"/>
-        </w:rPr>
-        <w:t xml:space="preserve">         │</w:t>
-      </w:r>
-      <w:r>
-        <w:br/>
-      </w:r>
-      <w:r>
-        <w:rPr>
-          <w:rStyle w:val="VerbatimChar"/>
-        </w:rPr>
-        <w:t xml:space="preserve">    │ </w:t>
-      </w:r>
-      <w:r>
-        <w:rPr>
-          <w:rStyle w:val="VerbatimChar"/>
-          <w:rFonts w:hint="eastAsia"/>
-        </w:rPr>
-        <w:t xml:space="preserve">海拔×纬度双梯度自然实验</w:t>
-      </w:r>
-      <w:r>
-        <w:rPr>
-          <w:rStyle w:val="VerbatimChar"/>
-        </w:rPr>
-        <w:t xml:space="preserve">  │          │ CTI </w:t>
-      </w:r>
-      <w:r>
-        <w:rPr>
-          <w:rStyle w:val="VerbatimChar"/>
-          <w:rFonts w:hint="eastAsia"/>
-        </w:rPr>
-        <w:t xml:space="preserve">漂移</w:t>
-      </w:r>
-      <w:r>
-        <w:rPr>
-          <w:rStyle w:val="VerbatimChar"/>
-        </w:rPr>
-        <w:t xml:space="preserve"> + </w:t>
-      </w:r>
-      <w:r>
-        <w:rPr>
-          <w:rStyle w:val="VerbatimChar"/>
-          <w:rFonts w:hint="eastAsia"/>
-        </w:rPr>
-        <w:t xml:space="preserve">功能轴漂移</w:t>
-      </w:r>
-      <w:r>
-        <w:rPr>
-          <w:rStyle w:val="VerbatimChar"/>
-        </w:rPr>
-        <w:t xml:space="preserve">   │</w:t>
-      </w:r>
-      <w:r>
-        <w:br/>
-      </w:r>
-      <w:r>
-        <w:rPr>
-          <w:rStyle w:val="VerbatimChar"/>
-        </w:rPr>
-        <w:t xml:space="preserve">    │ → </w:t>
-      </w:r>
-      <w:r>
-        <w:rPr>
-          <w:rStyle w:val="VerbatimChar"/>
-          <w:rFonts w:hint="eastAsia"/>
-        </w:rPr>
-        <w:t xml:space="preserve">分离热学机制</w:t>
-      </w:r>
-      <w:r>
-        <w:rPr>
-          <w:rStyle w:val="VerbatimChar"/>
-        </w:rPr>
-        <w:t xml:space="preserve">          │◄────────►│ → </w:t>
-      </w:r>
-      <w:r>
-        <w:rPr>
-          <w:rStyle w:val="VerbatimChar"/>
-          <w:rFonts w:hint="eastAsia"/>
-        </w:rPr>
-        <w:t xml:space="preserve">检验空间替代时间</w:t>
-      </w:r>
-      <w:r>
-        <w:rPr>
-          <w:rStyle w:val="VerbatimChar"/>
-        </w:rPr>
-        <w:t xml:space="preserve">      │</w:t>
-      </w:r>
-      <w:r>
-        <w:br/>
-      </w:r>
-      <w:r>
-        <w:rPr>
-          <w:rStyle w:val="VerbatimChar"/>
-        </w:rPr>
-        <w:t xml:space="preserve">    │ </w:t>
-      </w:r>
-      <w:r>
-        <w:rPr>
-          <w:rStyle w:val="VerbatimChar"/>
-          <w:rFonts w:hint="eastAsia"/>
-        </w:rPr>
-        <w:t xml:space="preserve">检验</w:t>
-      </w:r>
-      <w:r>
-        <w:rPr>
-          <w:rStyle w:val="VerbatimChar"/>
-        </w:rPr>
-        <w:t xml:space="preserve"> H1                 │  </w:t>
-      </w:r>
-      <w:r>
-        <w:rPr>
-          <w:rStyle w:val="VerbatimChar"/>
-          <w:rFonts w:hint="eastAsia"/>
-        </w:rPr>
-        <w:t xml:space="preserve">交叉验证</w:t>
-      </w:r>
-      <w:r>
-        <w:rPr>
-          <w:rStyle w:val="VerbatimChar"/>
-        </w:rPr>
-        <w:t xml:space="preserve"> │ </w:t>
-      </w:r>
-      <w:r>
-        <w:rPr>
-          <w:rStyle w:val="VerbatimChar"/>
-          <w:rFonts w:hint="eastAsia"/>
-        </w:rPr>
-        <w:t xml:space="preserve">检验</w:t>
-      </w:r>
-      <w:r>
-        <w:rPr>
-          <w:rStyle w:val="VerbatimChar"/>
-        </w:rPr>
-        <w:t xml:space="preserve"> H2                │</w:t>
-      </w:r>
-      <w:r>
-        <w:br/>
-      </w:r>
-      <w:r>
-        <w:rPr>
-          <w:rStyle w:val="VerbatimChar"/>
-        </w:rPr>
-        <w:t xml:space="preserve">    └───────────┬────────────┘          └───────────┬────────────┘</w:t>
-      </w:r>
-      <w:r>
-        <w:br/>
-      </w:r>
-      <w:r>
-        <w:rPr>
-          <w:rStyle w:val="VerbatimChar"/>
-        </w:rPr>
-        <w:t xml:space="preserve">                └──────────────┬─────────────────────┘</w:t>
-      </w:r>
-      <w:r>
-        <w:br/>
-      </w:r>
-      <w:r>
-        <w:rPr>
-          <w:rStyle w:val="VerbatimChar"/>
-        </w:rPr>
-        <w:t xml:space="preserve">                               ▼</w:t>
-      </w:r>
-      <w:r>
-        <w:br/>
-      </w:r>
-      <w:r>
-        <w:rPr>
-          <w:rStyle w:val="VerbatimChar"/>
-        </w:rPr>
-        <w:t xml:space="preserve">                ┌──────────────────────────────────┐</w:t>
-      </w:r>
-      <w:r>
-        <w:br/>
-      </w:r>
-      <w:r>
-        <w:rPr>
-          <w:rStyle w:val="VerbatimChar"/>
-        </w:rPr>
-        <w:t xml:space="preserve">                │ </w:t>
-      </w:r>
-      <w:r>
-        <w:rPr>
-          <w:rStyle w:val="VerbatimChar"/>
-          <w:rFonts w:hint="eastAsia"/>
-        </w:rPr>
-        <w:t xml:space="preserve">内容四</w:t>
-      </w:r>
-      <w:r>
-        <w:rPr>
-          <w:rStyle w:val="VerbatimChar"/>
-        </w:rPr>
-        <w:t xml:space="preserve"> </w:t>
-      </w:r>
-      <w:r>
-        <w:rPr>
-          <w:rStyle w:val="VerbatimChar"/>
-          <w:rFonts w:hint="eastAsia"/>
-        </w:rPr>
-        <w:t xml:space="preserve">保护应用</w:t>
-      </w:r>
-      <w:r>
-        <w:rPr>
-          <w:rStyle w:val="VerbatimChar"/>
-        </w:rPr>
-        <w:t xml:space="preserve">                    │</w:t>
-      </w:r>
-      <w:r>
-        <w:br/>
-      </w:r>
-      <w:r>
-        <w:rPr>
-          <w:rStyle w:val="VerbatimChar"/>
-        </w:rPr>
-        <w:t xml:space="preserve">                │ </w:t>
-      </w:r>
-      <w:r>
-        <w:rPr>
-          <w:rStyle w:val="VerbatimChar"/>
-          <w:rFonts w:hint="eastAsia"/>
-        </w:rPr>
-        <w:t xml:space="preserve">气候情景投影</w:t>
-      </w:r>
-      <w:r>
-        <w:rPr>
-          <w:rStyle w:val="VerbatimChar"/>
-        </w:rPr>
-        <w:t xml:space="preserve"> → </w:t>
-      </w:r>
-      <w:r>
-        <w:rPr>
-          <w:rStyle w:val="VerbatimChar"/>
-          <w:rFonts w:hint="eastAsia"/>
-        </w:rPr>
-        <w:t xml:space="preserve">静态/动态/稳健三方案</w:t>
-      </w:r>
-      <w:r>
-        <w:rPr>
-          <w:rStyle w:val="VerbatimChar"/>
-        </w:rPr>
-        <w:t xml:space="preserve"> │</w:t>
-      </w:r>
-      <w:r>
-        <w:br/>
-      </w:r>
-      <w:r>
-        <w:rPr>
-          <w:rStyle w:val="VerbatimChar"/>
-        </w:rPr>
-        <w:t xml:space="preserve">                │ </w:t>
-      </w:r>
-      <w:r>
-        <w:rPr>
-          <w:rStyle w:val="VerbatimChar"/>
-          <w:rFonts w:hint="eastAsia"/>
-        </w:rPr>
-        <w:t xml:space="preserve">避难所与转型区识别</w:t>
-      </w:r>
-      <w:r>
-        <w:rPr>
-          <w:rStyle w:val="VerbatimChar"/>
-        </w:rPr>
-        <w:t xml:space="preserve"> → </w:t>
-      </w:r>
-      <w:r>
-        <w:rPr>
-          <w:rStyle w:val="VerbatimChar"/>
-          <w:rFonts w:hint="eastAsia"/>
-        </w:rPr>
-        <w:t xml:space="preserve">空间图层交付</w:t>
-      </w:r>
-      <w:r>
-        <w:rPr>
-          <w:rStyle w:val="VerbatimChar"/>
-        </w:rPr>
-        <w:t xml:space="preserve">   │</w:t>
-      </w:r>
-      <w:r>
-        <w:br/>
-      </w:r>
-      <w:r>
-        <w:rPr>
-          <w:rStyle w:val="VerbatimChar"/>
-        </w:rPr>
-        <w:t xml:space="preserve">                │ </w:t>
-      </w:r>
-      <w:r>
-        <w:rPr>
-          <w:rStyle w:val="VerbatimChar"/>
-          <w:rFonts w:hint="eastAsia"/>
-        </w:rPr>
-        <w:t xml:space="preserve">检验</w:t>
-      </w:r>
-      <w:r>
-        <w:rPr>
-          <w:rStyle w:val="VerbatimChar"/>
-        </w:rPr>
-        <w:t xml:space="preserve"> H3                           │</w:t>
-      </w:r>
-      <w:r>
-        <w:br/>
-      </w:r>
-      <w:r>
-        <w:rPr>
-          <w:rStyle w:val="VerbatimChar"/>
-        </w:rPr>
-        <w:t xml:space="preserve">                └──────────────────────────────────┘</w:t>
-      </w:r>
-    </w:p>
-    <w:bookmarkEnd w:id="19"/>
-    <w:bookmarkStart w:id="20" w:name="关键方法与技术细节"/>
+        <w:pStyle w:val="CaptionedFigure"/>
+      </w:pPr>
+      <w:r>
+        <w:drawing>
+          <wp:inline>
+            <wp:extent cx="5334000" cy="3616271"/>
+            <wp:effectExtent b="0" l="0" r="0" t="0"/>
+            <wp:docPr descr="图 1　技术路线。 每项研究内容下方标注其对应的假设及事先声明的证伪条件。内容二与内容三互为交叉验证：前者给出机制层面的效应量，后者检验该效应量在时间维度是否成立。" title="" id="21" name="Picture"/>
+            <a:graphic>
+              <a:graphicData uri="http://schemas.openxmlformats.org/drawingml/2006/picture">
+                <pic:pic>
+                  <pic:nvPicPr>
+                    <pic:cNvPr descr="figs/技术路线图.png" id="22" name="Picture"/>
+                    <pic:cNvPicPr>
+                      <a:picLocks noChangeArrowheads="1" noChangeAspect="1"/>
+                    </pic:cNvPicPr>
+                  </pic:nvPicPr>
+                  <pic:blipFill>
+                    <a:blip r:embed="rId20"/>
+                    <a:stretch>
+                      <a:fillRect/>
+                    </a:stretch>
+                  </pic:blipFill>
+                  <pic:spPr bwMode="auto">
+                    <a:xfrm>
+                      <a:off x="0" y="0"/>
+                      <a:ext cx="5334000" cy="3616271"/>
+                    </a:xfrm>
+                    <a:prstGeom prst="rect">
+                      <a:avLst/>
+                    </a:prstGeom>
+                    <a:noFill/>
+                    <a:ln w="9525">
+                      <a:noFill/>
+                      <a:headEnd/>
+                      <a:tailEnd/>
+                    </a:ln>
+                  </pic:spPr>
+                </pic:pic>
+              </a:graphicData>
+            </a:graphic>
+          </wp:inline>
+        </w:drawing>
+      </w:r>
+    </w:p>
+    <w:p>
+      <w:pPr>
+        <w:pStyle w:val="ImageCaption"/>
+      </w:pPr>
+      <w:r>
+        <w:rPr>
+          <w:rFonts w:hint="eastAsia"/>
+          <w:b/>
+          <w:bCs/>
+        </w:rPr>
+        <w:t xml:space="preserve">图</w:t>
+      </w:r>
+      <w:r>
+        <w:rPr>
+          <w:b/>
+          <w:bCs/>
+        </w:rPr>
+        <w:t xml:space="preserve"> 1　</w:t>
+      </w:r>
+      <w:r>
+        <w:rPr>
+          <w:rFonts w:hint="eastAsia"/>
+          <w:b/>
+          <w:bCs/>
+        </w:rPr>
+        <w:t xml:space="preserve">技术路线。</w:t>
+      </w:r>
+      <w:r>
+        <w:t xml:space="preserve"> </w:t>
+      </w:r>
+      <w:r>
+        <w:rPr>
+          <w:rFonts w:hint="eastAsia"/>
+        </w:rPr>
+        <w:t xml:space="preserve">每项研究内容下方标注其对应的假设及事先声明的证伪条件。内容二与内容三互为交叉验证：前者给出机制层面的效应量，后者检验该效应量在时间维度是否成立。</w:t>
+      </w:r>
+    </w:p>
+    <w:bookmarkEnd w:id="23"/>
+    <w:bookmarkStart w:id="24" w:name="关键方法与技术细节"/>
     <w:p>
       <w:pPr>
         <w:pStyle w:val="Heading3"/>
@@ -3838,98 +3906,331 @@
         <w:rPr>
           <w:rStyle w:val="VerbatimChar"/>
         </w:rPr>
+        <w:t xml:space="preserve"> × Θ_k</w:t>
+      </w:r>
+      <w:r>
+        <w:br/>
+      </w:r>
+      <w:r>
+        <w:rPr>
+          <w:rStyle w:val="VerbatimChar"/>
+        </w:rPr>
+        <w:t xml:space="preserve">           + </w:t>
+      </w:r>
+      <w:r>
+        <w:rPr>
+          <w:rStyle w:val="VerbatimChar"/>
+          <w:rFonts w:hint="eastAsia"/>
+        </w:rPr>
+        <w:t xml:space="preserve">生境异质性_ijk</w:t>
+      </w:r>
+      <w:r>
+        <w:rPr>
+          <w:rStyle w:val="VerbatimChar"/>
+        </w:rPr>
+        <w:t xml:space="preserve"> + </w:t>
+      </w:r>
+      <w:r>
+        <w:rPr>
+          <w:rStyle w:val="VerbatimChar"/>
+          <w:rFonts w:hint="eastAsia"/>
+        </w:rPr>
+        <w:t xml:space="preserve">人类足迹_ijk</w:t>
+      </w:r>
+      <w:r>
+        <w:rPr>
+          <w:rStyle w:val="VerbatimChar"/>
+        </w:rPr>
+        <w:t xml:space="preserve"> + </w:t>
+      </w:r>
+      <w:r>
+        <w:rPr>
+          <w:rStyle w:val="VerbatimChar"/>
+          <w:rFonts w:hint="eastAsia"/>
+        </w:rPr>
+        <w:t xml:space="preserve">物种丰富度_ijk</w:t>
+      </w:r>
+      <w:r>
+        <w:br/>
+      </w:r>
+      <w:r>
+        <w:rPr>
+          <w:rStyle w:val="VerbatimChar"/>
+        </w:rPr>
+        <w:t xml:space="preserve">           + (1 + </w:t>
+      </w:r>
+      <w:r>
+        <w:rPr>
+          <w:rStyle w:val="VerbatimChar"/>
+          <w:rFonts w:hint="eastAsia"/>
+        </w:rPr>
+        <w:t xml:space="preserve">温度</w:t>
+      </w:r>
+      <w:r>
+        <w:rPr>
+          <w:rStyle w:val="VerbatimChar"/>
+        </w:rPr>
+        <w:t xml:space="preserve"> | </w:t>
+      </w:r>
+      <w:r>
+        <w:rPr>
+          <w:rStyle w:val="VerbatimChar"/>
+          <w:rFonts w:hint="eastAsia"/>
+        </w:rPr>
+        <w:t xml:space="preserve">样带_k)</w:t>
+      </w:r>
+      <w:r>
+        <w:rPr>
+          <w:rStyle w:val="VerbatimChar"/>
+        </w:rPr>
+        <w:t xml:space="preserve"> + (1 | </w:t>
+      </w:r>
+      <w:r>
+        <w:rPr>
+          <w:rStyle w:val="VerbatimChar"/>
+          <w:rFonts w:hint="eastAsia"/>
+        </w:rPr>
+        <w:t xml:space="preserve">纲/目)</w:t>
+      </w:r>
+      <w:r>
+        <w:rPr>
+          <w:rStyle w:val="VerbatimChar"/>
+        </w:rPr>
+        <w:t xml:space="preserve"> + </w:t>
+      </w:r>
+      <w:r>
+        <w:rPr>
+          <w:rStyle w:val="VerbatimChar"/>
+          <w:rFonts w:hint="eastAsia"/>
+        </w:rPr>
+        <w:t xml:space="preserve">空间自相关项</w:t>
+      </w:r>
+    </w:p>
+    <w:p>
+      <w:pPr>
+        <w:pStyle w:val="FirstParagraph"/>
+      </w:pPr>
+      <w:r>
+        <w:rPr>
+          <w:rFonts w:hint="eastAsia"/>
+        </w:rPr>
+        <w:t xml:space="preserve">其中</w:t>
+      </w:r>
+      <w:r>
+        <w:t xml:space="preserve"> i </w:t>
+      </w:r>
+      <w:r>
+        <w:rPr>
+          <w:rFonts w:hint="eastAsia"/>
+        </w:rPr>
+        <w:t xml:space="preserve">为网格、j</w:t>
+      </w:r>
+      <w:r>
+        <w:t xml:space="preserve"> </w:t>
+      </w:r>
+      <w:r>
+        <w:rPr>
+          <w:rFonts w:hint="eastAsia"/>
+        </w:rPr>
+        <w:t xml:space="preserve">为纲、k</w:t>
+      </w:r>
+      <w:r>
+        <w:t xml:space="preserve"> </w:t>
+      </w:r>
+      <w:r>
+        <w:rPr>
+          <w:rFonts w:hint="eastAsia"/>
+        </w:rPr>
+        <w:t xml:space="preserve">为样带；Θ_k</w:t>
+      </w:r>
+      <w:r>
+        <w:t xml:space="preserve"> </w:t>
+      </w:r>
+      <w:r>
+        <w:rPr>
+          <w:rFonts w:hint="eastAsia"/>
+        </w:rPr>
+        <w:t xml:space="preserve">为样带</w:t>
+      </w:r>
+      <w:r>
+        <w:t xml:space="preserve"> k </w:t>
+      </w:r>
+      <w:r>
+        <w:rPr>
+          <w:rFonts w:hint="eastAsia"/>
+        </w:rPr>
+        <w:t xml:space="preserve">的热–非热变率比（标准化后使用）。H1</w:t>
+      </w:r>
+      <w:r>
+        <w:t xml:space="preserve"> </w:t>
+      </w:r>
+      <w:r>
+        <w:rPr>
+          <w:rFonts w:hint="eastAsia"/>
+        </w:rPr>
+        <w:t xml:space="preserve">预测三阶交互项「温度</w:t>
+      </w:r>
+      <w:r>
         <w:t xml:space="preserve"> × </w:t>
       </w:r>
       <w:r>
         <w:rPr>
-          <w:rStyle w:val="VerbatimChar"/>
-          <w:rFonts w:hint="eastAsia"/>
-        </w:rPr>
-        <w:t xml:space="preserve">梯度类型_k</w:t>
-      </w:r>
-      <w:r>
-        <w:br/>
-      </w:r>
-      <w:r>
-        <w:rPr>
-          <w:rStyle w:val="VerbatimChar"/>
-        </w:rPr>
-        <w:t xml:space="preserve">           + </w:t>
-      </w:r>
-      <w:r>
-        <w:rPr>
-          <w:rStyle w:val="VerbatimChar"/>
-          <w:rFonts w:hint="eastAsia"/>
-        </w:rPr>
-        <w:t xml:space="preserve">生境异质性</w:t>
-      </w:r>
-      <w:r>
-        <w:rPr>
-          <w:rStyle w:val="VerbatimChar"/>
-        </w:rPr>
-        <w:t xml:space="preserve"> + </w:t>
-      </w:r>
-      <w:r>
-        <w:rPr>
-          <w:rStyle w:val="VerbatimChar"/>
-          <w:rFonts w:hint="eastAsia"/>
-        </w:rPr>
-        <w:t xml:space="preserve">人类足迹</w:t>
-      </w:r>
-      <w:r>
-        <w:rPr>
-          <w:rStyle w:val="VerbatimChar"/>
-        </w:rPr>
-        <w:t xml:space="preserve"> + </w:t>
-      </w:r>
-      <w:r>
-        <w:rPr>
-          <w:rStyle w:val="VerbatimChar"/>
-          <w:rFonts w:hint="eastAsia"/>
-        </w:rPr>
-        <w:t xml:space="preserve">物种丰富度</w:t>
-      </w:r>
-      <w:r>
-        <w:br/>
-      </w:r>
-      <w:r>
-        <w:rPr>
-          <w:rStyle w:val="VerbatimChar"/>
-        </w:rPr>
-        <w:t xml:space="preserve">           + (1 | </w:t>
-      </w:r>
-      <w:r>
-        <w:rPr>
-          <w:rStyle w:val="VerbatimChar"/>
-          <w:rFonts w:hint="eastAsia"/>
-        </w:rPr>
-        <w:t xml:space="preserve">样带)</w:t>
-      </w:r>
-      <w:r>
-        <w:rPr>
-          <w:rStyle w:val="VerbatimChar"/>
-        </w:rPr>
-        <w:t xml:space="preserve"> + (1 | </w:t>
-      </w:r>
-      <w:r>
-        <w:rPr>
-          <w:rStyle w:val="VerbatimChar"/>
-          <w:rFonts w:hint="eastAsia"/>
-        </w:rPr>
-        <w:t xml:space="preserve">纲/目)</w:t>
-      </w:r>
-      <w:r>
-        <w:rPr>
-          <w:rStyle w:val="VerbatimChar"/>
-        </w:rPr>
-        <w:t xml:space="preserve"> + </w:t>
-      </w:r>
-      <w:r>
-        <w:rPr>
-          <w:rStyle w:val="VerbatimChar"/>
-          <w:rFonts w:hint="eastAsia"/>
-        </w:rPr>
-        <w:t xml:space="preserve">空间自相关项</w:t>
+          <w:rFonts w:hint="eastAsia"/>
+        </w:rPr>
+        <w:t xml:space="preserve">变温</w:t>
+      </w:r>
+      <w:r>
+        <w:t xml:space="preserve"> × </w:t>
+      </w:r>
+      <w:r>
+        <w:rPr>
+          <w:rFonts w:hint="eastAsia"/>
+        </w:rPr>
+        <w:t xml:space="preserve">Θ」显著为正：样带越”热主导”，变温类群的超额响应越大。样带内温度斜率设为随机效应，以免少数长样带主导估计。</w:t>
+      </w:r>
+    </w:p>
+    <w:p>
+      <w:pPr>
+        <w:pStyle w:val="BodyText"/>
+      </w:pPr>
+      <w:r>
+        <w:rPr>
+          <w:rFonts w:hint="eastAsia"/>
+        </w:rPr>
+        <w:t xml:space="preserve">作为对照，同一模型再以二分的”梯度类型”替换</w:t>
+      </w:r>
+      <w:r>
+        <w:t xml:space="preserve"> Θ </w:t>
+      </w:r>
+      <w:r>
+        <w:rPr>
+          <w:rFonts w:hint="eastAsia"/>
+        </w:rPr>
+        <w:t xml:space="preserve">拟合一次；两种设定结论是否一致，本身就是一项稳健性证据——若只有二分设定显著而连续设定不显著，则更可能是山地–平原的整体差异而非温度本身在起作用。</w:t>
+      </w:r>
+    </w:p>
+    <w:p>
+      <w:pPr>
+        <w:pStyle w:val="BodyText"/>
+      </w:pPr>
+      <w:r>
+        <w:rPr>
+          <w:rFonts w:hint="eastAsia"/>
+          <w:b/>
+          <w:bCs/>
+        </w:rPr>
+        <w:t xml:space="preserve">检出力</w:t>
+      </w:r>
+      <w:r>
+        <w:rPr>
+          <w:rFonts w:hint="eastAsia"/>
+        </w:rPr>
+        <w:t xml:space="preserve">：以前期观测到的效应量（能量比值</w:t>
+      </w:r>
+      <w:r>
+        <w:t xml:space="preserve"> </w:t>
+      </w:r>
+      <w:r>
+        <w:rPr>
+          <w:rFonts w:hint="eastAsia"/>
+        </w:rPr>
+        <w:t xml:space="preserve">2.35）与样带内网格数的实际分布做预模拟，确定所需样带数与每条样带的最小网格数。该预模拟在第一年样带筛选完成后立即执行，其结果决定采用样带设计还是配对设计（见</w:t>
+      </w:r>
+      <w:r>
+        <w:t xml:space="preserve"> </w:t>
+      </w:r>
+      <w:r>
+        <w:rPr>
+          <w:rFonts w:hint="eastAsia"/>
+        </w:rPr>
+        <w:t xml:space="preserve">1.3.3），而不是事后再来解释检出力不足。</w:t>
+      </w:r>
+    </w:p>
+    <w:p>
+      <w:pPr>
+        <w:pStyle w:val="BodyText"/>
+      </w:pPr>
+      <w:r>
+        <w:rPr>
+          <w:rFonts w:hint="eastAsia"/>
+        </w:rPr>
+        <w:t xml:space="preserve">倾向性匹配仅用于对齐温度跨度、物种丰富度与人为压力（标准化均值差</w:t>
+      </w:r>
+      <w:r>
+        <w:t xml:space="preserve"> &lt; </w:t>
+      </w:r>
+      <w:r>
+        <w:rPr>
+          <w:rFonts w:hint="eastAsia"/>
+        </w:rPr>
+        <w:t xml:space="preserve">0.1），生境异质性按协变量处理，理由见研究内容二。</w:t>
+      </w:r>
+    </w:p>
+    <w:p>
+      <w:pPr>
+        <w:pStyle w:val="BodyText"/>
+      </w:pPr>
+      <w:r>
+        <w:rPr>
+          <w:rFonts w:hint="eastAsia"/>
+          <w:b/>
+          <w:bCs/>
+        </w:rPr>
+        <w:t xml:space="preserve">（4）时间趋势的观测偏差控制</w:t>
+      </w:r>
+    </w:p>
+    <w:p>
+      <w:pPr>
+        <w:pStyle w:val="BodyText"/>
+      </w:pPr>
+      <w:r>
+        <w:rPr>
+          <w:rFonts w:hint="eastAsia"/>
+        </w:rPr>
+        <w:t xml:space="preserve">历史记录的调查努力在时空上高度不均，这是时间维度分析的首要风险。控制策略：（a）仅保留两时段</w:t>
+      </w:r>
+      <w:r>
+        <w:t xml:space="preserve"> Chao </w:t>
+      </w:r>
+      <w:r>
+        <w:rPr>
+          <w:rFonts w:hint="eastAsia"/>
+        </w:rPr>
+        <w:t xml:space="preserve">样本覆盖度均</w:t>
+      </w:r>
+      <w:r>
+        <w:t xml:space="preserve"> ≥ 0.8 </w:t>
+      </w:r>
+      <w:r>
+        <w:rPr>
+          <w:rFonts w:hint="eastAsia"/>
+        </w:rPr>
+        <w:t xml:space="preserve">的网格；（b）以列表长度、记录数与观察者数作为努力协变量纳入模型；（c）用占据模型（occupancy</w:t>
+      </w:r>
+      <w:r>
+        <w:t xml:space="preserve"> </w:t>
+      </w:r>
+      <w:r>
+        <w:rPr>
+          <w:rFonts w:hint="eastAsia"/>
+        </w:rPr>
+        <w:t xml:space="preserve">model）显式分离探测概率与真实占据；（d）以”稀有种优先丢失”的模拟数据检验方法对系统性偏差的稳健性。</w:t>
+      </w:r>
+    </w:p>
+    <w:bookmarkEnd w:id="24"/>
+    <w:bookmarkStart w:id="25" w:name="可行性分析"/>
+    <w:p>
+      <w:pPr>
+        <w:pStyle w:val="Heading3"/>
+      </w:pPr>
+      <w:r>
+        <w:t xml:space="preserve">1.3.3 </w:t>
+      </w:r>
+      <w:r>
+        <w:rPr>
+          <w:rFonts w:hint="eastAsia"/>
+        </w:rPr>
+        <w:t xml:space="preserve">可行性分析</w:t>
       </w:r>
     </w:p>
     <w:p>
@@ -3937,111 +4238,12 @@
         <w:pStyle w:val="FirstParagraph"/>
       </w:pPr>
       <w:r>
-        <w:t xml:space="preserve">H1 </w:t>
-      </w:r>
-      <w:r>
-        <w:rPr>
-          <w:rFonts w:hint="eastAsia"/>
-        </w:rPr>
-        <w:t xml:space="preserve">预测三阶交互项显著且方向为：海拔梯度上的”温度</w:t>
-      </w:r>
-      <w:r>
-        <w:t xml:space="preserve"> × </w:t>
-      </w:r>
-      <w:r>
-        <w:rPr>
-          <w:rFonts w:hint="eastAsia"/>
-        </w:rPr>
-        <w:t xml:space="preserve">变温”效应大于纬度梯度。为避免混杂，两类梯度在纳入前用倾向性匹配对齐温度跨度、生境异质性与人为压力；匹配质量以标准化均值差</w:t>
-      </w:r>
-      <w:r>
-        <w:t xml:space="preserve"> &lt; 0.1 </w:t>
-      </w:r>
-      <w:r>
-        <w:rPr>
-          <w:rFonts w:hint="eastAsia"/>
-        </w:rPr>
-        <w:t xml:space="preserve">为准。</w:t>
-      </w:r>
-    </w:p>
-    <w:p>
-      <w:pPr>
-        <w:pStyle w:val="BodyText"/>
-      </w:pPr>
-      <w:r>
-        <w:rPr>
-          <w:rFonts w:hint="eastAsia"/>
-          <w:b/>
-          <w:bCs/>
-        </w:rPr>
-        <w:t xml:space="preserve">（4）时间趋势的观测偏差控制</w:t>
-      </w:r>
-    </w:p>
-    <w:p>
-      <w:pPr>
-        <w:pStyle w:val="BodyText"/>
-      </w:pPr>
-      <w:r>
-        <w:rPr>
-          <w:rFonts w:hint="eastAsia"/>
-        </w:rPr>
-        <w:t xml:space="preserve">历史记录的调查努力在时空上高度不均，这是时间维度分析的首要风险。控制策略：（a）仅保留两时段</w:t>
-      </w:r>
-      <w:r>
-        <w:t xml:space="preserve"> Chao </w:t>
-      </w:r>
-      <w:r>
-        <w:rPr>
-          <w:rFonts w:hint="eastAsia"/>
-        </w:rPr>
-        <w:t xml:space="preserve">样本覆盖度均</w:t>
-      </w:r>
-      <w:r>
-        <w:t xml:space="preserve"> ≥ 0.8 </w:t>
-      </w:r>
-      <w:r>
-        <w:rPr>
-          <w:rFonts w:hint="eastAsia"/>
-        </w:rPr>
-        <w:t xml:space="preserve">的网格；（b）以列表长度、记录数与观察者数作为努力协变量纳入模型；（c）用占据模型（occupancy</w:t>
-      </w:r>
-      <w:r>
-        <w:t xml:space="preserve"> </w:t>
-      </w:r>
-      <w:r>
-        <w:rPr>
-          <w:rFonts w:hint="eastAsia"/>
-        </w:rPr>
-        <w:t xml:space="preserve">model）显式分离探测概率与真实占据；（d）以”稀有种优先丢失”的模拟数据检验方法对系统性偏差的稳健性。</w:t>
-      </w:r>
-    </w:p>
-    <w:bookmarkEnd w:id="20"/>
-    <w:bookmarkStart w:id="21" w:name="可行性分析"/>
-    <w:p>
-      <w:pPr>
-        <w:pStyle w:val="Heading3"/>
-      </w:pPr>
-      <w:r>
-        <w:t xml:space="preserve">1.3.3 </w:t>
-      </w:r>
-      <w:r>
-        <w:rPr>
-          <w:rFonts w:hint="eastAsia"/>
-        </w:rPr>
-        <w:t xml:space="preserve">可行性分析</w:t>
-      </w:r>
-    </w:p>
-    <w:p>
-      <w:pPr>
-        <w:pStyle w:val="FirstParagraph"/>
-      </w:pPr>
-      <w:r>
-        <w:rPr>
-          <w:rFonts w:hint="eastAsia"/>
-          <w:b/>
-          <w:bCs/>
-        </w:rPr>
-        <w:t xml:space="preserve">数据可行性——已完成度最高的一环。</w:t>
+        <w:rPr>
+          <w:rFonts w:hint="eastAsia"/>
+          <w:b/>
+          <w:bCs/>
+        </w:rPr>
+        <w:t xml:space="preserve">数据可行性。</w:t>
       </w:r>
       <w:r>
         <w:t xml:space="preserve"> </w:t>
@@ -4095,47 +4297,101 @@
         <w:rPr>
           <w:rFonts w:hint="eastAsia"/>
         </w:rPr>
-        <w:t xml:space="preserve">个环境变量，全部代码开源、随机种子固定、结果可完全复现。时间维度所需的历史记录源已完成可得性评估。中文文献生活史补缺的可行性已有先例：申请人前期通过修正区间记法解析（如”729–1320”被误读为</w:t>
-      </w:r>
-      <w:r>
-        <w:t xml:space="preserve"> </w:t>
-      </w:r>
-      <w:r>
-        <w:rPr>
-          <w:rFonts w:hint="eastAsia"/>
-        </w:rPr>
-        <w:t xml:space="preserve">7291320），将可用的两栖类雌雄体长从</w:t>
-      </w:r>
-      <w:r>
-        <w:t xml:space="preserve"> 76 </w:t>
-      </w:r>
-      <w:r>
-        <w:rPr>
-          <w:rFonts w:hint="eastAsia"/>
-        </w:rPr>
-        <w:t xml:space="preserve">种提升至</w:t>
-      </w:r>
-      <w:r>
-        <w:t xml:space="preserve"> 472 </w:t>
-      </w:r>
-      <w:r>
-        <w:rPr>
-          <w:rFonts w:hint="eastAsia"/>
-        </w:rPr>
-        <w:t xml:space="preserve">种，证明中文来源中存在大量未被规范提取的信息。</w:t>
-      </w:r>
-    </w:p>
-    <w:p>
-      <w:pPr>
-        <w:pStyle w:val="BodyText"/>
-      </w:pPr>
-      <w:r>
-        <w:rPr>
-          <w:rFonts w:hint="eastAsia"/>
-          <w:b/>
-          <w:bCs/>
-        </w:rPr>
-        <w:t xml:space="preserve">方法可行性——全部关键方法已在前期跑通。</w:t>
+        <w:t xml:space="preserve">个环境变量，全部代码开源、随机种子固定、结果可完全复现。时间维度所需的历史记录源已完成可得性评估。中文文献生活史补缺的可行性已有先例，且该先例可复现。宋云枫等（2022）的中国两栖动物性状数据集把雌雄体长写成区间（如</w:t>
+      </w:r>
+      <w:r>
+        <w:t xml:space="preserve"> </w:t>
+      </w:r>
+      <w:r>
+        <w:t xml:space="preserve">“350.0-417.0”</w:t>
+      </w:r>
+      <w:r>
+        <w:rPr>
+          <w:rFonts w:hint="eastAsia"/>
+        </w:rPr>
+        <w:t xml:space="preserve">）：直接数值化只能取到</w:t>
+      </w:r>
+      <w:r>
+        <w:t xml:space="preserve"> </w:t>
+      </w:r>
+      <w:r>
+        <w:rPr>
+          <w:b/>
+          <w:bCs/>
+        </w:rPr>
+        <w:t xml:space="preserve">75 </w:t>
+      </w:r>
+      <w:r>
+        <w:rPr>
+          <w:rFonts w:hint="eastAsia"/>
+          <w:b/>
+          <w:bCs/>
+        </w:rPr>
+        <w:t xml:space="preserve">种</w:t>
+      </w:r>
+      <w:r>
+        <w:rPr>
+          <w:rFonts w:hint="eastAsia"/>
+        </w:rPr>
+        <w:t xml:space="preserve">，按分隔符取中点解析后可用的雌雄配对升至</w:t>
+      </w:r>
+      <w:r>
+        <w:t xml:space="preserve"> </w:t>
+      </w:r>
+      <w:r>
+        <w:rPr>
+          <w:b/>
+          <w:bCs/>
+        </w:rPr>
+        <w:t xml:space="preserve">472 </w:t>
+      </w:r>
+      <w:r>
+        <w:rPr>
+          <w:rFonts w:hint="eastAsia"/>
+          <w:b/>
+          <w:bCs/>
+        </w:rPr>
+        <w:t xml:space="preserve">种</w:t>
+      </w:r>
+      <w:r>
+        <w:rPr>
+          <w:rFonts w:hint="eastAsia"/>
+        </w:rPr>
+        <w:t xml:space="preserve">；而若按常见做法剥离非数字字符，</w:t>
+      </w:r>
+      <w:r>
+        <w:t xml:space="preserve">“145-191”</w:t>
+      </w:r>
+      <w:r>
+        <w:t xml:space="preserve"> </w:t>
+      </w:r>
+      <w:r>
+        <w:rPr>
+          <w:rFonts w:hint="eastAsia"/>
+        </w:rPr>
+        <w:t xml:space="preserve">会被拼接成</w:t>
+      </w:r>
+      <w:r>
+        <w:t xml:space="preserve"> 145191 </w:t>
+      </w:r>
+      <w:r>
+        <w:rPr>
+          <w:rFonts w:hint="eastAsia"/>
+        </w:rPr>
+        <w:t xml:space="preserve">mm。同一份数据，解析方式决定了可用量相差六倍。这既说明中文来源中存在大量已被记录、却尚未被规范提取的信息，也说明这类工作的成败取决于逐字段的人工核校，而非批量脚本——本项目的劳务与数据采集经费正是按此配置。</w:t>
+      </w:r>
+    </w:p>
+    <w:p>
+      <w:pPr>
+        <w:pStyle w:val="BodyText"/>
+      </w:pPr>
+      <w:r>
+        <w:rPr>
+          <w:rFonts w:hint="eastAsia"/>
+          <w:b/>
+          <w:bCs/>
+        </w:rPr>
+        <w:t xml:space="preserve">方法可行性：关键方法已在前期跑通。</w:t>
       </w:r>
       <w:r>
         <w:t xml:space="preserve"> </w:t>
@@ -4184,7 +4440,7 @@
           <w:b/>
           <w:bCs/>
         </w:rPr>
-        <w:t xml:space="preserve">设计可行性——候选梯度的地理基础充分，样带筛选列为第一年首要任务。</w:t>
+        <w:t xml:space="preserve">设计可行性：地理基础充分，样带筛选是第一年的首要任务。</w:t>
       </w:r>
       <w:r>
         <w:t xml:space="preserve"> </w:t>
@@ -4514,9 +4770,9 @@
         </w:pict>
       </w:r>
     </w:p>
-    <w:bookmarkEnd w:id="21"/>
-    <w:bookmarkEnd w:id="22"/>
-    <w:bookmarkStart w:id="23" w:name="本项目的特色与创新之处"/>
+    <w:bookmarkEnd w:id="25"/>
+    <w:bookmarkEnd w:id="26"/>
+    <w:bookmarkStart w:id="27" w:name="本项目的特色与创新之处"/>
     <w:p>
       <w:pPr>
         <w:pStyle w:val="Heading2"/>
@@ -4689,34 +4945,43 @@
         <w:rPr>
           <w:rFonts w:hint="eastAsia"/>
         </w:rPr>
-        <w:t xml:space="preserve">——中国自然保护区体系围绕大型旗舰兽类布局，使大型兽类受保护更好（+0.283）而大型爬行动物显著不足（−0.307）；两栖类的保护空缺与其余类群几乎不重合（Jaccard</w:t>
-      </w:r>
-      <w:r>
-        <w:t xml:space="preserve"> </w:t>
-      </w:r>
-      <w:r>
-        <w:rPr>
-          <w:rFonts w:hint="eastAsia"/>
-        </w:rPr>
-        <w:t xml:space="preserve">仅</w:t>
-      </w:r>
-      <w:r>
-        <w:t xml:space="preserve"> </w:t>
-      </w:r>
-      <w:r>
-        <w:rPr>
-          <w:rFonts w:hint="eastAsia"/>
-        </w:rPr>
-        <w:t xml:space="preserve">0.074–0.086，而鸟–兽之间为</w:t>
-      </w:r>
-      <w:r>
-        <w:t xml:space="preserve"> </w:t>
-      </w:r>
-      <w:r>
-        <w:rPr>
-          <w:rFonts w:hint="eastAsia"/>
-        </w:rPr>
-        <w:t xml:space="preserve">0.315）。本项目进一步把类群重组速率纳入优先区构建，交付可直接用于生态保护红线评估的空间图层。</w:t>
+        <w:t xml:space="preserve">——中国自然保护区体系围绕大型旗舰兽类布局，使大型兽类受保护更好（+0.283）而大型爬行动物显著不足（−0.308）；两栖类的保护空缺与两个恒温纲几乎不重合（Jaccard</w:t>
+      </w:r>
+      <w:r>
+        <w:t xml:space="preserve"> 0.074 </w:t>
+      </w:r>
+      <w:r>
+        <w:rPr>
+          <w:rFonts w:hint="eastAsia"/>
+        </w:rPr>
+        <w:t xml:space="preserve">与</w:t>
+      </w:r>
+      <w:r>
+        <w:t xml:space="preserve"> </w:t>
+      </w:r>
+      <w:r>
+        <w:rPr>
+          <w:rFonts w:hint="eastAsia"/>
+        </w:rPr>
+        <w:t xml:space="preserve">0.086，而鸟–兽之间为</w:t>
+      </w:r>
+      <w:r>
+        <w:t xml:space="preserve"> </w:t>
+      </w:r>
+      <w:r>
+        <w:rPr>
+          <w:rFonts w:hint="eastAsia"/>
+        </w:rPr>
+        <w:t xml:space="preserve">0.315），与爬行类的重合也仅</w:t>
+      </w:r>
+      <w:r>
+        <w:t xml:space="preserve"> </w:t>
+      </w:r>
+      <w:r>
+        <w:rPr>
+          <w:rFonts w:hint="eastAsia"/>
+        </w:rPr>
+        <w:t xml:space="preserve">0.160——重合度本身沿体温调节模式排序，但即便同为变温类群也只有鸟–兽值的一半。本项目进一步把类群重组速率纳入优先区构建，交付可直接用于生态保护红线评估的空间图层。</w:t>
       </w:r>
     </w:p>
     <w:p>
@@ -4726,8 +4991,8 @@
         </w:pict>
       </w:r>
     </w:p>
-    <w:bookmarkEnd w:id="23"/>
-    <w:bookmarkStart w:id="26" w:name="年度研究计划及预期研究结果"/>
+    <w:bookmarkEnd w:id="27"/>
+    <w:bookmarkStart w:id="30" w:name="年度研究计划及预期研究结果"/>
     <w:p>
       <w:pPr>
         <w:pStyle w:val="Heading2"/>
@@ -4742,7 +5007,7 @@
         <w:t xml:space="preserve">年度研究计划及预期研究结果</w:t>
       </w:r>
     </w:p>
-    <w:bookmarkStart w:id="24" w:name="年度研究计划"/>
+    <w:bookmarkStart w:id="28" w:name="年度研究计划"/>
     <w:p>
       <w:pPr>
         <w:pStyle w:val="Heading3"/>
@@ -5177,8 +5442,8 @@
         <w:t xml:space="preserve">）；空间图层与决策工具；面向管理部门的政策建议报告</w:t>
       </w:r>
     </w:p>
-    <w:bookmarkEnd w:id="24"/>
-    <w:bookmarkStart w:id="25" w:name="预期研究结果"/>
+    <w:bookmarkEnd w:id="28"/>
+    <w:bookmarkStart w:id="29" w:name="预期研究结果"/>
     <w:p>
       <w:pPr>
         <w:pStyle w:val="Heading3"/>
@@ -5241,7 +5506,7 @@
         <w:rPr>
           <w:rFonts w:hint="eastAsia"/>
         </w:rPr>
-        <w:t xml:space="preserve">首次给出中国四纲陆生脊椎动物群落功能重组速率的</w:t>
+        <w:t xml:space="preserve">给出中国陆生脊椎动物群落功能重组速率的</w:t>
       </w:r>
       <w:r>
         <w:rPr>
@@ -5255,7 +5520,16 @@
         <w:rPr>
           <w:rFonts w:hint="eastAsia"/>
         </w:rPr>
-        <w:t xml:space="preserve">及其气候债；</w:t>
+        <w:t xml:space="preserve">及其气候债。鸟类与哺乳类为确定目标——历史记录密度足以支撑网格级趋势；爬行类与两栖类以区域级指标为保底，能否给出网格级趋势取决于第一年完整性评估的实际结果（见</w:t>
+      </w:r>
+      <w:r>
+        <w:t xml:space="preserve"> 1.3.3 </w:t>
+      </w:r>
+      <w:r>
+        <w:rPr>
+          <w:rFonts w:hint="eastAsia"/>
+        </w:rPr>
+        <w:t xml:space="preserve">风险表）。此处不作无条件承诺；</w:t>
       </w:r>
       <w:r>
         <w:t xml:space="preserve"> </w:t>
@@ -5449,10 +5723,10 @@
         </w:pict>
       </w:r>
     </w:p>
-    <w:bookmarkEnd w:id="25"/>
-    <w:bookmarkEnd w:id="26"/>
-    <w:bookmarkEnd w:id="27"/>
-    <w:bookmarkStart w:id="32" w:name="二研究基础与工作条件"/>
+    <w:bookmarkEnd w:id="29"/>
+    <w:bookmarkEnd w:id="30"/>
+    <w:bookmarkEnd w:id="31"/>
+    <w:bookmarkStart w:id="37" w:name="二研究基础与工作条件"/>
     <w:p>
       <w:pPr>
         <w:pStyle w:val="Heading1"/>
@@ -5464,7 +5738,7 @@
         <w:t xml:space="preserve">二、研究基础与工作条件</w:t>
       </w:r>
     </w:p>
-    <w:bookmarkStart w:id="28" w:name="研究基础本项目建立在一套已完成已自检的前期工作之上"/>
+    <w:bookmarkStart w:id="32" w:name="研究基础本项目建立在一套已完成已自检的前期工作之上"/>
     <w:p>
       <w:pPr>
         <w:pStyle w:val="Heading2"/>
@@ -5851,16 +6125,7 @@
               <w:rPr>
                 <w:rFonts w:hint="eastAsia"/>
               </w:rPr>
-              <w:t xml:space="preserve">气候组独占</w:t>
-            </w:r>
-            <w:r>
-              <w:t xml:space="preserve"> adj. R² = </w:t>
-            </w:r>
-            <w:r>
-              <w:rPr>
-                <w:rFonts w:hint="eastAsia"/>
-              </w:rPr>
-              <w:t xml:space="preserve">0.240–0.396；生境与人为各不足</w:t>
+              <w:t xml:space="preserve">气候组独占方差（按纲平均）0.240–0.396；生境与人为的对应均值各不足</w:t>
             </w:r>
             <w:r>
               <w:t xml:space="preserve"> 0.04</w:t>
@@ -6159,7 +6424,7 @@
               <w:rPr>
                 <w:rFonts w:hint="eastAsia"/>
               </w:rPr>
-              <w:t xml:space="preserve">−0.307（方向反转）</w:t>
+              <w:t xml:space="preserve">−0.308（方向反转）</w:t>
             </w:r>
           </w:p>
         </w:tc>
@@ -6175,7 +6440,7 @@
               <w:rPr>
                 <w:rFonts w:hint="eastAsia"/>
               </w:rPr>
-              <w:t xml:space="preserve">两栖类空缺与其余类群几乎不重合</w:t>
+              <w:t xml:space="preserve">两栖类空缺与其余各纲重合度低</w:t>
             </w:r>
           </w:p>
         </w:tc>
@@ -6186,13 +6451,37 @@
               <w:pStyle w:val="Compact"/>
             </w:pPr>
             <w:r>
-              <w:t xml:space="preserve">Jaccard </w:t>
-            </w:r>
-            <w:r>
-              <w:rPr>
-                <w:rFonts w:hint="eastAsia"/>
-              </w:rPr>
-              <w:t xml:space="preserve">0.074–0.086（鸟–兽之间为</w:t>
+              <w:rPr>
+                <w:rFonts w:hint="eastAsia"/>
+              </w:rPr>
+              <w:t xml:space="preserve">对鸟、兽</w:t>
+            </w:r>
+            <w:r>
+              <w:t xml:space="preserve"> Jaccard 0.074 </w:t>
+            </w:r>
+            <w:r>
+              <w:rPr>
+                <w:rFonts w:hint="eastAsia"/>
+              </w:rPr>
+              <w:t xml:space="preserve">与</w:t>
+            </w:r>
+            <w:r>
+              <w:t xml:space="preserve"> </w:t>
+            </w:r>
+            <w:r>
+              <w:rPr>
+                <w:rFonts w:hint="eastAsia"/>
+              </w:rPr>
+              <w:t xml:space="preserve">0.086；对爬行</w:t>
+            </w:r>
+            <w:r>
+              <w:t xml:space="preserve"> </w:t>
+            </w:r>
+            <w:r>
+              <w:rPr>
+                <w:rFonts w:hint="eastAsia"/>
+              </w:rPr>
+              <w:t xml:space="preserve">0.160（鸟–兽之间为</w:t>
             </w:r>
             <w:r>
               <w:t xml:space="preserve"> </w:t>
@@ -6414,8 +6703,8 @@
         <w:t xml:space="preserve">申请人不是在重复已完成的工作，而是在解决它诚实暴露出来的问题。</w:t>
       </w:r>
     </w:p>
-    <w:bookmarkEnd w:id="28"/>
-    <w:bookmarkStart w:id="29" w:name="工作条件"/>
+    <w:bookmarkEnd w:id="32"/>
+    <w:bookmarkStart w:id="33" w:name="工作条件"/>
     <w:p>
       <w:pPr>
         <w:pStyle w:val="Heading2"/>
@@ -6450,8 +6739,8 @@
         <w:t xml:space="preserve">CNKI，为中文生活史补缺提供保障）；国家标本资源共享平台与主要馆藏的合作访问渠道；本项目所需的全部软件环境（R、GDAL/PROJ、气候情景数据）已配置就绪。</w:t>
       </w:r>
     </w:p>
-    <w:bookmarkEnd w:id="29"/>
-    <w:bookmarkStart w:id="30" w:name="正在承担的科研项目"/>
+    <w:bookmarkEnd w:id="33"/>
+    <w:bookmarkStart w:id="34" w:name="与本项目直接相关的代表性论著"/>
     <w:p>
       <w:pPr>
         <w:pStyle w:val="Heading2"/>
@@ -6463,6 +6752,42 @@
         <w:rPr>
           <w:rFonts w:hint="eastAsia"/>
         </w:rPr>
+        <w:t xml:space="preserve">与本项目直接相关的代表性论著</w:t>
+      </w:r>
+    </w:p>
+    <w:p>
+      <w:pPr>
+        <w:pStyle w:val="FirstParagraph"/>
+      </w:pPr>
+      <w:r>
+        <w:rPr>
+          <w:rFonts w:hint="eastAsia"/>
+        </w:rPr>
+        <w:t xml:space="preserve">【请申请人按实际情况填写</w:t>
+      </w:r>
+      <w:r>
+        <w:t xml:space="preserve"> 5–10 </w:t>
+      </w:r>
+      <w:r>
+        <w:rPr>
+          <w:rFonts w:hint="eastAsia"/>
+        </w:rPr>
+        <w:t xml:space="preserve">篇，建议覆盖：①中国脊椎动物性状数据集与分布记录；②群落性状/功能多样性的空间分析；③保护地评估或系统保护规划。每篇注明本人排序、期刊与年份，并用一句话说明与本项目哪一项研究内容对应。】</w:t>
+      </w:r>
+    </w:p>
+    <w:bookmarkEnd w:id="34"/>
+    <w:bookmarkStart w:id="35" w:name="正在承担的科研项目"/>
+    <w:p>
+      <w:pPr>
+        <w:pStyle w:val="Heading2"/>
+      </w:pPr>
+      <w:r>
+        <w:t xml:space="preserve">2.4 </w:t>
+      </w:r>
+      <w:r>
+        <w:rPr>
+          <w:rFonts w:hint="eastAsia"/>
+        </w:rPr>
         <w:t xml:space="preserve">正在承担的科研项目</w:t>
       </w:r>
     </w:p>
@@ -6477,14 +6802,14 @@
         <w:t xml:space="preserve">【请申请人按实际情况填写：项目名称、批准号、经费、起止年月、本人角色，并说明与本项目的区别与联系】</w:t>
       </w:r>
     </w:p>
-    <w:bookmarkEnd w:id="30"/>
-    <w:bookmarkStart w:id="31" w:name="完成国家自然科学基金项目情况"/>
+    <w:bookmarkEnd w:id="35"/>
+    <w:bookmarkStart w:id="36" w:name="完成国家自然科学基金项目情况"/>
     <w:p>
       <w:pPr>
         <w:pStyle w:val="Heading2"/>
       </w:pPr>
       <w:r>
-        <w:t xml:space="preserve">2.4 </w:t>
+        <w:t xml:space="preserve">2.5 </w:t>
       </w:r>
       <w:r>
         <w:rPr>
@@ -6511,9 +6836,9 @@
         </w:pict>
       </w:r>
     </w:p>
-    <w:bookmarkEnd w:id="31"/>
-    <w:bookmarkEnd w:id="32"/>
-    <w:bookmarkStart w:id="33" w:name="三经费申请说明"/>
+    <w:bookmarkEnd w:id="36"/>
+    <w:bookmarkEnd w:id="37"/>
+    <w:bookmarkStart w:id="38" w:name="三经费申请说明"/>
     <w:p>
       <w:pPr>
         <w:pStyle w:val="Heading1"/>
@@ -7078,8 +7403,8 @@
         </w:pict>
       </w:r>
     </w:p>
-    <w:bookmarkEnd w:id="33"/>
-    <w:bookmarkStart w:id="34" w:name="参考文献"/>
+    <w:bookmarkEnd w:id="38"/>
+    <w:bookmarkStart w:id="39" w:name="参考文献"/>
     <w:p>
       <w:pPr>
         <w:pStyle w:val="Heading1"/>
@@ -7525,7 +7850,7 @@
         <w:pStyle w:val="BodyText"/>
       </w:pPr>
       <w:r>
-        <w:t xml:space="preserve">Hawkins, B.A., Field, R., Cornell, H.V., et al. (2003) Energy, water, and broad-scale geographic patterns of species richness.</w:t>
+        <w:t xml:space="preserve">Ghalambor, C.K., Huey, R.B., Martin, P.R., et al. (2006) Are mountain passes higher in the tropics? Janzen’s hypothesis revisited.</w:t>
       </w:r>
       <w:r>
         <w:t xml:space="preserve"> </w:t>
@@ -7535,21 +7860,21 @@
           <w:i/>
           <w:iCs/>
         </w:rPr>
-        <w:t xml:space="preserve">Ecology</w:t>
-      </w:r>
-      <w:r>
-        <w:t xml:space="preserve"> </w:t>
-      </w:r>
-      <w:r>
-        <w:t xml:space="preserve">84, 3105–3117.</w:t>
-      </w:r>
-    </w:p>
-    <w:p>
-      <w:pPr>
-        <w:pStyle w:val="BodyText"/>
-      </w:pPr>
-      <w:r>
-        <w:t xml:space="preserve">Huang, M., Huang, G., Fan, H. &amp; Wei, F. (2023) Influence of Last Glacial Maximum legacies on functional diversity and community assembly of extant Chinese terrestrial vertebrates.</w:t>
+        <w:t xml:space="preserve">Integrative and Comparative Biology</w:t>
+      </w:r>
+      <w:r>
+        <w:t xml:space="preserve"> </w:t>
+      </w:r>
+      <w:r>
+        <w:t xml:space="preserve">46, 5–17.</w:t>
+      </w:r>
+    </w:p>
+    <w:p>
+      <w:pPr>
+        <w:pStyle w:val="BodyText"/>
+      </w:pPr>
+      <w:r>
+        <w:t xml:space="preserve">Hawkins, B.A., Field, R., Cornell, H.V., et al. (2003) Energy, water, and broad-scale geographic patterns of species richness.</w:t>
       </w:r>
       <w:r>
         <w:t xml:space="preserve"> </w:t>
@@ -7559,21 +7884,21 @@
           <w:i/>
           <w:iCs/>
         </w:rPr>
-        <w:t xml:space="preserve">The Innovation</w:t>
-      </w:r>
-      <w:r>
-        <w:t xml:space="preserve"> </w:t>
-      </w:r>
-      <w:r>
-        <w:t xml:space="preserve">4, 100379.</w:t>
-      </w:r>
-    </w:p>
-    <w:p>
-      <w:pPr>
-        <w:pStyle w:val="BodyText"/>
-      </w:pPr>
-      <w:r>
-        <w:t xml:space="preserve">Huey, R.B. &amp; Kingsolver, J.G. (1989) Evolution of thermal sensitivity of ectotherm performance.</w:t>
+        <w:t xml:space="preserve">Ecology</w:t>
+      </w:r>
+      <w:r>
+        <w:t xml:space="preserve"> </w:t>
+      </w:r>
+      <w:r>
+        <w:t xml:space="preserve">84, 3105–3117.</w:t>
+      </w:r>
+    </w:p>
+    <w:p>
+      <w:pPr>
+        <w:pStyle w:val="BodyText"/>
+      </w:pPr>
+      <w:r>
+        <w:t xml:space="preserve">Huang, M., Huang, G., Fan, H. &amp; Wei, F. (2023) Influence of Last Glacial Maximum legacies on functional diversity and community assembly of extant Chinese terrestrial vertebrates.</w:t>
       </w:r>
       <w:r>
         <w:t xml:space="preserve"> </w:t>
@@ -7583,21 +7908,21 @@
           <w:i/>
           <w:iCs/>
         </w:rPr>
-        <w:t xml:space="preserve">Trends in Ecology &amp; Evolution</w:t>
-      </w:r>
-      <w:r>
-        <w:t xml:space="preserve"> </w:t>
-      </w:r>
-      <w:r>
-        <w:t xml:space="preserve">4, 131–135.</w:t>
-      </w:r>
-    </w:p>
-    <w:p>
-      <w:pPr>
-        <w:pStyle w:val="BodyText"/>
-      </w:pPr>
-      <w:r>
-        <w:t xml:space="preserve">Janzen, D.H. (1967) Why mountain passes are higher in the tropics.</w:t>
+        <w:t xml:space="preserve">The Innovation</w:t>
+      </w:r>
+      <w:r>
+        <w:t xml:space="preserve"> </w:t>
+      </w:r>
+      <w:r>
+        <w:t xml:space="preserve">4, 100379.</w:t>
+      </w:r>
+    </w:p>
+    <w:p>
+      <w:pPr>
+        <w:pStyle w:val="BodyText"/>
+      </w:pPr>
+      <w:r>
+        <w:t xml:space="preserve">Huey, R.B. &amp; Kingsolver, J.G. (1989) Evolution of thermal sensitivity of ectotherm performance.</w:t>
       </w:r>
       <w:r>
         <w:t xml:space="preserve"> </w:t>
@@ -7607,21 +7932,21 @@
           <w:i/>
           <w:iCs/>
         </w:rPr>
-        <w:t xml:space="preserve">The American Naturalist</w:t>
-      </w:r>
-      <w:r>
-        <w:t xml:space="preserve"> </w:t>
-      </w:r>
-      <w:r>
-        <w:t xml:space="preserve">101, 233–249.</w:t>
-      </w:r>
-    </w:p>
-    <w:p>
-      <w:pPr>
-        <w:pStyle w:val="BodyText"/>
-      </w:pPr>
-      <w:r>
-        <w:t xml:space="preserve">Kerr, J.T. &amp; Packer, L. (1997) Habitat heterogeneity as a determinant of mammal species richness in high-energy regions.</w:t>
+        <w:t xml:space="preserve">Trends in Ecology &amp; Evolution</w:t>
+      </w:r>
+      <w:r>
+        <w:t xml:space="preserve"> </w:t>
+      </w:r>
+      <w:r>
+        <w:t xml:space="preserve">4, 131–135.</w:t>
+      </w:r>
+    </w:p>
+    <w:p>
+      <w:pPr>
+        <w:pStyle w:val="BodyText"/>
+      </w:pPr>
+      <w:r>
+        <w:t xml:space="preserve">Janzen, D.H. (1967) Why mountain passes are higher in the tropics.</w:t>
       </w:r>
       <w:r>
         <w:t xml:space="preserve"> </w:t>
@@ -7631,21 +7956,21 @@
           <w:i/>
           <w:iCs/>
         </w:rPr>
-        <w:t xml:space="preserve">Nature</w:t>
-      </w:r>
-      <w:r>
-        <w:t xml:space="preserve"> </w:t>
-      </w:r>
-      <w:r>
-        <w:t xml:space="preserve">385, 252–254.</w:t>
-      </w:r>
-    </w:p>
-    <w:p>
-      <w:pPr>
-        <w:pStyle w:val="BodyText"/>
-      </w:pPr>
-      <w:r>
-        <w:t xml:space="preserve">Khaliq, I., Hof, C., Prinzinger, R., et al. (2014) Global variation in thermal tolerances and vulnerability of endotherms to climate change.</w:t>
+        <w:t xml:space="preserve">The American Naturalist</w:t>
+      </w:r>
+      <w:r>
+        <w:t xml:space="preserve"> </w:t>
+      </w:r>
+      <w:r>
+        <w:t xml:space="preserve">101, 233–249.</w:t>
+      </w:r>
+    </w:p>
+    <w:p>
+      <w:pPr>
+        <w:pStyle w:val="BodyText"/>
+      </w:pPr>
+      <w:r>
+        <w:t xml:space="preserve">Kerr, J.T. &amp; Packer, L. (1997) Habitat heterogeneity as a determinant of mammal species richness in high-energy regions.</w:t>
       </w:r>
       <w:r>
         <w:t xml:space="preserve"> </w:t>
@@ -7655,21 +7980,21 @@
           <w:i/>
           <w:iCs/>
         </w:rPr>
-        <w:t xml:space="preserve">Proceedings of the Royal Society B</w:t>
-      </w:r>
-      <w:r>
-        <w:t xml:space="preserve"> </w:t>
-      </w:r>
-      <w:r>
-        <w:t xml:space="preserve">281, 20141097.</w:t>
-      </w:r>
-    </w:p>
-    <w:p>
-      <w:pPr>
-        <w:pStyle w:val="BodyText"/>
-      </w:pPr>
-      <w:r>
-        <w:t xml:space="preserve">Kissling, W.D. &amp; Carl, G. (2008) Spatial autocorrelation and the selection of simultaneous autoregressive models.</w:t>
+        <w:t xml:space="preserve">Nature</w:t>
+      </w:r>
+      <w:r>
+        <w:t xml:space="preserve"> </w:t>
+      </w:r>
+      <w:r>
+        <w:t xml:space="preserve">385, 252–254.</w:t>
+      </w:r>
+    </w:p>
+    <w:p>
+      <w:pPr>
+        <w:pStyle w:val="BodyText"/>
+      </w:pPr>
+      <w:r>
+        <w:t xml:space="preserve">Khaliq, I., Hof, C., Prinzinger, R., et al. (2014) Global variation in thermal tolerances and vulnerability of endotherms to climate change.</w:t>
       </w:r>
       <w:r>
         <w:t xml:space="preserve"> </w:t>
@@ -7679,21 +8004,21 @@
           <w:i/>
           <w:iCs/>
         </w:rPr>
-        <w:t xml:space="preserve">Global Ecology and Biogeography</w:t>
-      </w:r>
-      <w:r>
-        <w:t xml:space="preserve"> </w:t>
-      </w:r>
-      <w:r>
-        <w:t xml:space="preserve">17, 59–71.</w:t>
-      </w:r>
-    </w:p>
-    <w:p>
-      <w:pPr>
-        <w:pStyle w:val="BodyText"/>
-      </w:pPr>
-      <w:r>
-        <w:t xml:space="preserve">Kukkala, A.S. &amp; Moilanen, A. (2013) Core concepts of spatial prioritisation in systematic conservation planning.</w:t>
+        <w:t xml:space="preserve">Proceedings of the Royal Society B</w:t>
+      </w:r>
+      <w:r>
+        <w:t xml:space="preserve"> </w:t>
+      </w:r>
+      <w:r>
+        <w:t xml:space="preserve">281, 20141097.</w:t>
+      </w:r>
+    </w:p>
+    <w:p>
+      <w:pPr>
+        <w:pStyle w:val="BodyText"/>
+      </w:pPr>
+      <w:r>
+        <w:t xml:space="preserve">Kissling, W.D. &amp; Carl, G. (2008) Spatial autocorrelation and the selection of simultaneous autoregressive models.</w:t>
       </w:r>
       <w:r>
         <w:t xml:space="preserve"> </w:t>
@@ -7703,21 +8028,21 @@
           <w:i/>
           <w:iCs/>
         </w:rPr>
-        <w:t xml:space="preserve">Biological Reviews</w:t>
-      </w:r>
-      <w:r>
-        <w:t xml:space="preserve"> </w:t>
-      </w:r>
-      <w:r>
-        <w:t xml:space="preserve">88, 443–464.</w:t>
-      </w:r>
-    </w:p>
-    <w:p>
-      <w:pPr>
-        <w:pStyle w:val="BodyText"/>
-      </w:pPr>
-      <w:r>
-        <w:t xml:space="preserve">Luedtke, J.A., Chanson, J., Neam, K., et al. (2023) Ongoing declines for the world’s amphibians in the face of emerging threats.</w:t>
+        <w:t xml:space="preserve">Global Ecology and Biogeography</w:t>
+      </w:r>
+      <w:r>
+        <w:t xml:space="preserve"> </w:t>
+      </w:r>
+      <w:r>
+        <w:t xml:space="preserve">17, 59–71.</w:t>
+      </w:r>
+    </w:p>
+    <w:p>
+      <w:pPr>
+        <w:pStyle w:val="BodyText"/>
+      </w:pPr>
+      <w:r>
+        <w:t xml:space="preserve">Kukkala, A.S. &amp; Moilanen, A. (2013) Core concepts of spatial prioritisation in systematic conservation planning.</w:t>
       </w:r>
       <w:r>
         <w:t xml:space="preserve"> </w:t>
@@ -7727,21 +8052,21 @@
           <w:i/>
           <w:iCs/>
         </w:rPr>
-        <w:t xml:space="preserve">Nature</w:t>
-      </w:r>
-      <w:r>
-        <w:t xml:space="preserve"> </w:t>
-      </w:r>
-      <w:r>
-        <w:t xml:space="preserve">622, 308–314.</w:t>
-      </w:r>
-    </w:p>
-    <w:p>
-      <w:pPr>
-        <w:pStyle w:val="BodyText"/>
-      </w:pPr>
-      <w:r>
-        <w:t xml:space="preserve">Margules, C.R. &amp; Pressey, R.L. (2000) Systematic conservation planning.</w:t>
+        <w:t xml:space="preserve">Biological Reviews</w:t>
+      </w:r>
+      <w:r>
+        <w:t xml:space="preserve"> </w:t>
+      </w:r>
+      <w:r>
+        <w:t xml:space="preserve">88, 443–464.</w:t>
+      </w:r>
+    </w:p>
+    <w:p>
+      <w:pPr>
+        <w:pStyle w:val="BodyText"/>
+      </w:pPr>
+      <w:r>
+        <w:t xml:space="preserve">Luedtke, J.A., Chanson, J., Neam, K., et al. (2023) Ongoing declines for the world’s amphibians in the face of emerging threats.</w:t>
       </w:r>
       <w:r>
         <w:t xml:space="preserve"> </w:t>
@@ -7757,15 +8082,15 @@
         <w:t xml:space="preserve"> </w:t>
       </w:r>
       <w:r>
-        <w:t xml:space="preserve">405, 243–253.</w:t>
-      </w:r>
-    </w:p>
-    <w:p>
-      <w:pPr>
-        <w:pStyle w:val="BodyText"/>
-      </w:pPr>
-      <w:r>
-        <w:t xml:space="preserve">Maxwell, S.L., Cazalis, V., Dudley, N., et al. (2020) Area-based conservation in the twenty-first century.</w:t>
+        <w:t xml:space="preserve">622, 308–314.</w:t>
+      </w:r>
+    </w:p>
+    <w:p>
+      <w:pPr>
+        <w:pStyle w:val="BodyText"/>
+      </w:pPr>
+      <w:r>
+        <w:t xml:space="preserve">Margules, C.R. &amp; Pressey, R.L. (2000) Systematic conservation planning.</w:t>
       </w:r>
       <w:r>
         <w:t xml:space="preserve"> </w:t>
@@ -7781,15 +8106,15 @@
         <w:t xml:space="preserve"> </w:t>
       </w:r>
       <w:r>
-        <w:t xml:space="preserve">586, 217–227.</w:t>
-      </w:r>
-    </w:p>
-    <w:p>
-      <w:pPr>
-        <w:pStyle w:val="BodyText"/>
-      </w:pPr>
-      <w:r>
-        <w:t xml:space="preserve">McGill, B.J., Enquist, B.J., Weiher, E. &amp; Westoby, M. (2006) Rebuilding community ecology from functional traits.</w:t>
+        <w:t xml:space="preserve">405, 243–253.</w:t>
+      </w:r>
+    </w:p>
+    <w:p>
+      <w:pPr>
+        <w:pStyle w:val="BodyText"/>
+      </w:pPr>
+      <w:r>
+        <w:t xml:space="preserve">Maxwell, S.L., Cazalis, V., Dudley, N., et al. (2020) Area-based conservation in the twenty-first century.</w:t>
       </w:r>
       <w:r>
         <w:t xml:space="preserve"> </w:t>
@@ -7799,21 +8124,21 @@
           <w:i/>
           <w:iCs/>
         </w:rPr>
-        <w:t xml:space="preserve">Trends in Ecology &amp; Evolution</w:t>
-      </w:r>
-      <w:r>
-        <w:t xml:space="preserve"> </w:t>
-      </w:r>
-      <w:r>
-        <w:t xml:space="preserve">21, 178–185.</w:t>
-      </w:r>
-    </w:p>
-    <w:p>
-      <w:pPr>
-        <w:pStyle w:val="BodyText"/>
-      </w:pPr>
-      <w:r>
-        <w:t xml:space="preserve">Moura, M.R., Ceron, K., Guedes, J.J.M., et al. (2024) A phylogeny-informed characterisation of global tetrapod traits addresses data gaps and biases.</w:t>
+        <w:t xml:space="preserve">Nature</w:t>
+      </w:r>
+      <w:r>
+        <w:t xml:space="preserve"> </w:t>
+      </w:r>
+      <w:r>
+        <w:t xml:space="preserve">586, 217–227.</w:t>
+      </w:r>
+    </w:p>
+    <w:p>
+      <w:pPr>
+        <w:pStyle w:val="BodyText"/>
+      </w:pPr>
+      <w:r>
+        <w:t xml:space="preserve">McGill, B.J., Enquist, B.J., Weiher, E. &amp; Westoby, M. (2006) Rebuilding community ecology from functional traits.</w:t>
       </w:r>
       <w:r>
         <w:t xml:space="preserve"> </w:t>
@@ -7823,21 +8148,21 @@
           <w:i/>
           <w:iCs/>
         </w:rPr>
-        <w:t xml:space="preserve">PLoS Biology</w:t>
-      </w:r>
-      <w:r>
-        <w:t xml:space="preserve"> </w:t>
-      </w:r>
-      <w:r>
-        <w:t xml:space="preserve">22, e3002658.</w:t>
-      </w:r>
-    </w:p>
-    <w:p>
-      <w:pPr>
-        <w:pStyle w:val="BodyText"/>
-      </w:pPr>
-      <w:r>
-        <w:t xml:space="preserve">Moura, M.R. &amp; Jetz, W. (2021) Shortfalls and opportunities in terrestrial vertebrate species discovery.</w:t>
+        <w:t xml:space="preserve">Trends in Ecology &amp; Evolution</w:t>
+      </w:r>
+      <w:r>
+        <w:t xml:space="preserve"> </w:t>
+      </w:r>
+      <w:r>
+        <w:t xml:space="preserve">21, 178–185.</w:t>
+      </w:r>
+    </w:p>
+    <w:p>
+      <w:pPr>
+        <w:pStyle w:val="BodyText"/>
+      </w:pPr>
+      <w:r>
+        <w:t xml:space="preserve">Moura, M.R., Ceron, K., Guedes, J.J.M., et al. (2024) A phylogeny-informed characterisation of global tetrapod traits addresses data gaps and biases.</w:t>
       </w:r>
       <w:r>
         <w:t xml:space="preserve"> </w:t>
@@ -7847,21 +8172,21 @@
           <w:i/>
           <w:iCs/>
         </w:rPr>
-        <w:t xml:space="preserve">Nature Ecology &amp; Evolution</w:t>
-      </w:r>
-      <w:r>
-        <w:t xml:space="preserve"> </w:t>
-      </w:r>
-      <w:r>
-        <w:t xml:space="preserve">5, 631–639.</w:t>
-      </w:r>
-    </w:p>
-    <w:p>
-      <w:pPr>
-        <w:pStyle w:val="BodyText"/>
-      </w:pPr>
-      <w:r>
-        <w:t xml:space="preserve">Mu, H., Li, X., Wen, Y., et al. (2022) A global record of annual terrestrial Human Footprint dataset from 2000 to 2018.</w:t>
+        <w:t xml:space="preserve">PLoS Biology</w:t>
+      </w:r>
+      <w:r>
+        <w:t xml:space="preserve"> </w:t>
+      </w:r>
+      <w:r>
+        <w:t xml:space="preserve">22, e3002658.</w:t>
+      </w:r>
+    </w:p>
+    <w:p>
+      <w:pPr>
+        <w:pStyle w:val="BodyText"/>
+      </w:pPr>
+      <w:r>
+        <w:t xml:space="preserve">Moura, M.R. &amp; Jetz, W. (2021) Shortfalls and opportunities in terrestrial vertebrate species discovery.</w:t>
       </w:r>
       <w:r>
         <w:t xml:space="preserve"> </w:t>
@@ -7871,21 +8196,21 @@
           <w:i/>
           <w:iCs/>
         </w:rPr>
-        <w:t xml:space="preserve">Scientific Data</w:t>
-      </w:r>
-      <w:r>
-        <w:t xml:space="preserve"> </w:t>
-      </w:r>
-      <w:r>
-        <w:t xml:space="preserve">9, 176.</w:t>
-      </w:r>
-    </w:p>
-    <w:p>
-      <w:pPr>
-        <w:pStyle w:val="BodyText"/>
-      </w:pPr>
-      <w:r>
-        <w:t xml:space="preserve">O’Brien, E.M. (1998) Water–energy dynamics, climate, and prediction of woody plant species richness.</w:t>
+        <w:t xml:space="preserve">Nature Ecology &amp; Evolution</w:t>
+      </w:r>
+      <w:r>
+        <w:t xml:space="preserve"> </w:t>
+      </w:r>
+      <w:r>
+        <w:t xml:space="preserve">5, 631–639.</w:t>
+      </w:r>
+    </w:p>
+    <w:p>
+      <w:pPr>
+        <w:pStyle w:val="BodyText"/>
+      </w:pPr>
+      <w:r>
+        <w:t xml:space="preserve">Mu, H., Li, X., Wen, Y., et al. (2022) A global record of annual terrestrial Human Footprint dataset from 2000 to 2018.</w:t>
       </w:r>
       <w:r>
         <w:t xml:space="preserve"> </w:t>
@@ -7895,21 +8220,21 @@
           <w:i/>
           <w:iCs/>
         </w:rPr>
-        <w:t xml:space="preserve">Journal of Biogeography</w:t>
-      </w:r>
-      <w:r>
-        <w:t xml:space="preserve"> </w:t>
-      </w:r>
-      <w:r>
-        <w:t xml:space="preserve">25, 379–398.</w:t>
-      </w:r>
-    </w:p>
-    <w:p>
-      <w:pPr>
-        <w:pStyle w:val="BodyText"/>
-      </w:pPr>
-      <w:r>
-        <w:t xml:space="preserve">Oliveira, B.F., São-Pedro, V.A., Santos-Barrera, G., et al. (2017) AmphiBIO, a global database for amphibian ecological traits.</w:t>
+        <w:t xml:space="preserve">Scientific Data</w:t>
+      </w:r>
+      <w:r>
+        <w:t xml:space="preserve"> </w:t>
+      </w:r>
+      <w:r>
+        <w:t xml:space="preserve">9, 176.</w:t>
+      </w:r>
+    </w:p>
+    <w:p>
+      <w:pPr>
+        <w:pStyle w:val="BodyText"/>
+      </w:pPr>
+      <w:r>
+        <w:t xml:space="preserve">O’Brien, E.M. (1998) Water–energy dynamics, climate, and prediction of woody plant species richness.</w:t>
       </w:r>
       <w:r>
         <w:t xml:space="preserve"> </w:t>
@@ -7919,21 +8244,21 @@
           <w:i/>
           <w:iCs/>
         </w:rPr>
-        <w:t xml:space="preserve">Scientific Data</w:t>
-      </w:r>
-      <w:r>
-        <w:t xml:space="preserve"> </w:t>
-      </w:r>
-      <w:r>
-        <w:t xml:space="preserve">4, 170123.</w:t>
-      </w:r>
-    </w:p>
-    <w:p>
-      <w:pPr>
-        <w:pStyle w:val="BodyText"/>
-      </w:pPr>
-      <w:r>
-        <w:t xml:space="preserve">Oskyrko, O., Mi, C., Meiri, S. &amp; Du, W. (2024) ReptTraits: a comprehensive dataset of ecological traits in reptiles.</w:t>
+        <w:t xml:space="preserve">Journal of Biogeography</w:t>
+      </w:r>
+      <w:r>
+        <w:t xml:space="preserve"> </w:t>
+      </w:r>
+      <w:r>
+        <w:t xml:space="preserve">25, 379–398.</w:t>
+      </w:r>
+    </w:p>
+    <w:p>
+      <w:pPr>
+        <w:pStyle w:val="BodyText"/>
+      </w:pPr>
+      <w:r>
+        <w:t xml:space="preserve">Oliveira, B.F., São-Pedro, V.A., Santos-Barrera, G., et al. (2017) AmphiBIO, a global database for amphibian ecological traits.</w:t>
       </w:r>
       <w:r>
         <w:t xml:space="preserve"> </w:t>
@@ -7949,15 +8274,15 @@
         <w:t xml:space="preserve"> </w:t>
       </w:r>
       <w:r>
-        <w:t xml:space="preserve">11, 243.</w:t>
-      </w:r>
-    </w:p>
-    <w:p>
-      <w:pPr>
-        <w:pStyle w:val="BodyText"/>
-      </w:pPr>
-      <w:r>
-        <w:t xml:space="preserve">Peres-Neto, P.R., Dray, S. &amp; ter Braak, C.J.F. (2017) Linking trait variation to the environment: critical issues with community-weighted mean correlation resolved by the fourth-corner approach.</w:t>
+        <w:t xml:space="preserve">4, 170123.</w:t>
+      </w:r>
+    </w:p>
+    <w:p>
+      <w:pPr>
+        <w:pStyle w:val="BodyText"/>
+      </w:pPr>
+      <w:r>
+        <w:t xml:space="preserve">Oskyrko, O., Mi, C., Meiri, S. &amp; Du, W. (2024) ReptTraits: a comprehensive dataset of ecological traits in reptiles.</w:t>
       </w:r>
       <w:r>
         <w:t xml:space="preserve"> </w:t>
@@ -7967,21 +8292,21 @@
           <w:i/>
           <w:iCs/>
         </w:rPr>
-        <w:t xml:space="preserve">Ecography</w:t>
-      </w:r>
-      <w:r>
-        <w:t xml:space="preserve"> </w:t>
-      </w:r>
-      <w:r>
-        <w:t xml:space="preserve">40, 806–816.</w:t>
-      </w:r>
-    </w:p>
-    <w:p>
-      <w:pPr>
-        <w:pStyle w:val="BodyText"/>
-      </w:pPr>
-      <w:r>
-        <w:t xml:space="preserve">Pinsky, M.L., Eikeset, A.M., McCauley, D.J., et al. (2019) Greater vulnerability to warming of marine versus terrestrial ectotherms.</w:t>
+        <w:t xml:space="preserve">Scientific Data</w:t>
+      </w:r>
+      <w:r>
+        <w:t xml:space="preserve"> </w:t>
+      </w:r>
+      <w:r>
+        <w:t xml:space="preserve">11, 243.</w:t>
+      </w:r>
+    </w:p>
+    <w:p>
+      <w:pPr>
+        <w:pStyle w:val="BodyText"/>
+      </w:pPr>
+      <w:r>
+        <w:t xml:space="preserve">Peres-Neto, P.R., Dray, S. &amp; ter Braak, C.J.F. (2017) Linking trait variation to the environment: critical issues with community-weighted mean correlation resolved by the fourth-corner approach.</w:t>
       </w:r>
       <w:r>
         <w:t xml:space="preserve"> </w:t>
@@ -7991,21 +8316,21 @@
           <w:i/>
           <w:iCs/>
         </w:rPr>
-        <w:t xml:space="preserve">Nature</w:t>
-      </w:r>
-      <w:r>
-        <w:t xml:space="preserve"> </w:t>
-      </w:r>
-      <w:r>
-        <w:t xml:space="preserve">569, 108–111.</w:t>
-      </w:r>
-    </w:p>
-    <w:p>
-      <w:pPr>
-        <w:pStyle w:val="BodyText"/>
-      </w:pPr>
-      <w:r>
-        <w:t xml:space="preserve">Pollock, L.J., Thuiller, W. &amp; Jetz, W. (2017) Large conservation gains possible for global biodiversity facets.</w:t>
+        <w:t xml:space="preserve">Ecography</w:t>
+      </w:r>
+      <w:r>
+        <w:t xml:space="preserve"> </w:t>
+      </w:r>
+      <w:r>
+        <w:t xml:space="preserve">40, 806–816.</w:t>
+      </w:r>
+    </w:p>
+    <w:p>
+      <w:pPr>
+        <w:pStyle w:val="BodyText"/>
+      </w:pPr>
+      <w:r>
+        <w:t xml:space="preserve">Pinsky, M.L., Eikeset, A.M., McCauley, D.J., et al. (2019) Greater vulnerability to warming of marine versus terrestrial ectotherms.</w:t>
       </w:r>
       <w:r>
         <w:t xml:space="preserve"> </w:t>
@@ -8021,15 +8346,15 @@
         <w:t xml:space="preserve"> </w:t>
       </w:r>
       <w:r>
-        <w:t xml:space="preserve">546, 141–144.</w:t>
-      </w:r>
-    </w:p>
-    <w:p>
-      <w:pPr>
-        <w:pStyle w:val="BodyText"/>
-      </w:pPr>
-      <w:r>
-        <w:t xml:space="preserve">Rodrigues, A.S.L. &amp; Brooks, T.M. (2007) Shortcuts for biodiversity conservation planning: the effectiveness of surrogates.</w:t>
+        <w:t xml:space="preserve">569, 108–111.</w:t>
+      </w:r>
+    </w:p>
+    <w:p>
+      <w:pPr>
+        <w:pStyle w:val="BodyText"/>
+      </w:pPr>
+      <w:r>
+        <w:t xml:space="preserve">Pollock, L.J., Thuiller, W. &amp; Jetz, W. (2017) Large conservation gains possible for global biodiversity facets.</w:t>
       </w:r>
       <w:r>
         <w:t xml:space="preserve"> </w:t>
@@ -8039,21 +8364,21 @@
           <w:i/>
           <w:iCs/>
         </w:rPr>
-        <w:t xml:space="preserve">Annual Review of Ecology, Evolution, and Systematics</w:t>
-      </w:r>
-      <w:r>
-        <w:t xml:space="preserve"> </w:t>
-      </w:r>
-      <w:r>
-        <w:t xml:space="preserve">38, 713–737.</w:t>
-      </w:r>
-    </w:p>
-    <w:p>
-      <w:pPr>
-        <w:pStyle w:val="BodyText"/>
-      </w:pPr>
-      <w:r>
-        <w:t xml:space="preserve">Rodrigues, A.S.L. &amp; Gaston, K.J. (2001) How large do reserve networks need to be?</w:t>
+        <w:t xml:space="preserve">Nature</w:t>
+      </w:r>
+      <w:r>
+        <w:t xml:space="preserve"> </w:t>
+      </w:r>
+      <w:r>
+        <w:t xml:space="preserve">546, 141–144.</w:t>
+      </w:r>
+    </w:p>
+    <w:p>
+      <w:pPr>
+        <w:pStyle w:val="BodyText"/>
+      </w:pPr>
+      <w:r>
+        <w:t xml:space="preserve">Rodrigues, A.S.L. &amp; Brooks, T.M. (2007) Shortcuts for biodiversity conservation planning: the effectiveness of surrogates.</w:t>
       </w:r>
       <w:r>
         <w:t xml:space="preserve"> </w:t>
@@ -8063,21 +8388,21 @@
           <w:i/>
           <w:iCs/>
         </w:rPr>
-        <w:t xml:space="preserve">Ecology Letters</w:t>
-      </w:r>
-      <w:r>
-        <w:t xml:space="preserve"> </w:t>
-      </w:r>
-      <w:r>
-        <w:t xml:space="preserve">4, 602–609.</w:t>
-      </w:r>
-    </w:p>
-    <w:p>
-      <w:pPr>
-        <w:pStyle w:val="BodyText"/>
-      </w:pPr>
-      <w:r>
-        <w:t xml:space="preserve">Roll, U., Feldman, A., Novosolov, M., et al. (2017) The global distribution of tetrapods reveals a need for targeted reptile conservation.</w:t>
+        <w:t xml:space="preserve">Annual Review of Ecology, Evolution, and Systematics</w:t>
+      </w:r>
+      <w:r>
+        <w:t xml:space="preserve"> </w:t>
+      </w:r>
+      <w:r>
+        <w:t xml:space="preserve">38, 713–737.</w:t>
+      </w:r>
+    </w:p>
+    <w:p>
+      <w:pPr>
+        <w:pStyle w:val="BodyText"/>
+      </w:pPr>
+      <w:r>
+        <w:t xml:space="preserve">Rodrigues, A.S.L. &amp; Gaston, K.J. (2001) How large do reserve networks need to be?</w:t>
       </w:r>
       <w:r>
         <w:t xml:space="preserve"> </w:t>
@@ -8087,97 +8412,91 @@
           <w:i/>
           <w:iCs/>
         </w:rPr>
-        <w:t xml:space="preserve">Nature Ecology &amp; Evolution</w:t>
-      </w:r>
-      <w:r>
-        <w:t xml:space="preserve"> </w:t>
-      </w:r>
-      <w:r>
-        <w:t xml:space="preserve">1, 1677–1682.</w:t>
-      </w:r>
-    </w:p>
-    <w:p>
-      <w:pPr>
-        <w:pStyle w:val="BodyText"/>
-      </w:pPr>
-      <w:r>
-        <w:rPr>
-          <w:rFonts w:hint="eastAsia"/>
-        </w:rPr>
-        <w:t xml:space="preserve">宋云枫,</w:t>
-      </w:r>
-      <w:r>
-        <w:t xml:space="preserve"> </w:t>
-      </w:r>
-      <w:r>
-        <w:rPr>
-          <w:rFonts w:hint="eastAsia"/>
-        </w:rPr>
-        <w:t xml:space="preserve">等</w:t>
-      </w:r>
-      <w:r>
-        <w:t xml:space="preserve"> (2022) </w:t>
-      </w:r>
-      <w:r>
-        <w:rPr>
-          <w:rFonts w:hint="eastAsia"/>
-        </w:rPr>
-        <w:t xml:space="preserve">中国两栖动物生活史和生态特征数据集.</w:t>
-      </w:r>
-      <w:r>
-        <w:t xml:space="preserve"> </w:t>
-      </w:r>
-      <w:r>
-        <w:rPr>
-          <w:rFonts w:hint="eastAsia"/>
+        <w:t xml:space="preserve">Ecology Letters</w:t>
+      </w:r>
+      <w:r>
+        <w:t xml:space="preserve"> </w:t>
+      </w:r>
+      <w:r>
+        <w:t xml:space="preserve">4, 602–609.</w:t>
+      </w:r>
+    </w:p>
+    <w:p>
+      <w:pPr>
+        <w:pStyle w:val="BodyText"/>
+      </w:pPr>
+      <w:r>
+        <w:t xml:space="preserve">Roll, U., Feldman, A., Novosolov, M., et al. (2017) The global distribution of tetrapods reveals a need for targeted reptile conservation.</w:t>
+      </w:r>
+      <w:r>
+        <w:t xml:space="preserve"> </w:t>
+      </w:r>
+      <w:r>
+        <w:rPr>
           <w:i/>
           <w:iCs/>
         </w:rPr>
-        <w:t xml:space="preserve">生物多样性</w:t>
-      </w:r>
-      <w:r>
-        <w:t xml:space="preserve"> </w:t>
-      </w:r>
-      <w:r>
-        <w:t xml:space="preserve">30, 22053.</w:t>
-      </w:r>
-    </w:p>
-    <w:p>
-      <w:pPr>
-        <w:pStyle w:val="BodyText"/>
-      </w:pPr>
-      <w:r>
-        <w:t xml:space="preserve">Soria, C.D., Pacifici, M., Di Marco, M., et al. (2021) COMBINE: a coalesced mammal database of intrinsic and extrinsic traits.</w:t>
-      </w:r>
-      <w:r>
-        <w:t xml:space="preserve"> </w:t>
-      </w:r>
-      <w:r>
-        <w:rPr>
+        <w:t xml:space="preserve">Nature Ecology &amp; Evolution</w:t>
+      </w:r>
+      <w:r>
+        <w:t xml:space="preserve"> </w:t>
+      </w:r>
+      <w:r>
+        <w:t xml:space="preserve">1, 1677–1682.</w:t>
+      </w:r>
+    </w:p>
+    <w:p>
+      <w:pPr>
+        <w:pStyle w:val="BodyText"/>
+      </w:pPr>
+      <w:r>
+        <w:rPr>
+          <w:rFonts w:hint="eastAsia"/>
+        </w:rPr>
+        <w:t xml:space="preserve">宋云枫,</w:t>
+      </w:r>
+      <w:r>
+        <w:t xml:space="preserve"> </w:t>
+      </w:r>
+      <w:r>
+        <w:rPr>
+          <w:rFonts w:hint="eastAsia"/>
+        </w:rPr>
+        <w:t xml:space="preserve">等</w:t>
+      </w:r>
+      <w:r>
+        <w:t xml:space="preserve"> (2022) </w:t>
+      </w:r>
+      <w:r>
+        <w:rPr>
+          <w:rFonts w:hint="eastAsia"/>
+        </w:rPr>
+        <w:t xml:space="preserve">中国两栖动物生活史和生态特征数据集.</w:t>
+      </w:r>
+      <w:r>
+        <w:t xml:space="preserve"> </w:t>
+      </w:r>
+      <w:r>
+        <w:rPr>
+          <w:rFonts w:hint="eastAsia"/>
           <w:i/>
           <w:iCs/>
         </w:rPr>
-        <w:t xml:space="preserve">Ecology</w:t>
-      </w:r>
-      <w:r>
-        <w:t xml:space="preserve"> </w:t>
-      </w:r>
-      <w:r>
-        <w:t xml:space="preserve">102, e03344.</w:t>
-      </w:r>
-    </w:p>
-    <w:p>
-      <w:pPr>
-        <w:pStyle w:val="BodyText"/>
-      </w:pPr>
-      <w:r>
-        <w:t xml:space="preserve">Sun, Z.-J., Sun, B.-J., Wang, Y.-P., et al. (2025) </w:t>
-      </w:r>
-      <w:r>
-        <w:rPr>
-          <w:rFonts w:hint="eastAsia"/>
-        </w:rPr>
-        <w:t xml:space="preserve">陆生脊椎动物生活史性状多样性的地理分布模式及驱动机制.</w:t>
+        <w:t xml:space="preserve">生物多样性</w:t>
+      </w:r>
+      <w:r>
+        <w:t xml:space="preserve"> </w:t>
+      </w:r>
+      <w:r>
+        <w:t xml:space="preserve">30, 22053.</w:t>
+      </w:r>
+    </w:p>
+    <w:p>
+      <w:pPr>
+        <w:pStyle w:val="BodyText"/>
+      </w:pPr>
+      <w:r>
+        <w:t xml:space="preserve">Sheldon, K.S., Huey, R.B., Kaspari, M. &amp; Sanders, N.J. (2018) Fifty years of mountain passes: a perspective on Dan Janzen’s classic article.</w:t>
       </w:r>
       <w:r>
         <w:t xml:space="preserve"> </w:t>
@@ -8187,21 +8506,21 @@
           <w:i/>
           <w:iCs/>
         </w:rPr>
-        <w:t xml:space="preserve">Zoological Research</w:t>
-      </w:r>
-      <w:r>
-        <w:t xml:space="preserve"> </w:t>
-      </w:r>
-      <w:r>
-        <w:t xml:space="preserve">46, 983–995.</w:t>
-      </w:r>
-    </w:p>
-    <w:p>
-      <w:pPr>
-        <w:pStyle w:val="BodyText"/>
-      </w:pPr>
-      <w:r>
-        <w:t xml:space="preserve">Sunday, J.M., Bates, A.E., Kearney, M.R., et al. (2014) Thermal-safety margins and the necessity of thermoregulatory behavior across latitude and elevation.</w:t>
+        <w:t xml:space="preserve">The American Naturalist</w:t>
+      </w:r>
+      <w:r>
+        <w:t xml:space="preserve"> </w:t>
+      </w:r>
+      <w:r>
+        <w:t xml:space="preserve">191, 553–565.</w:t>
+      </w:r>
+    </w:p>
+    <w:p>
+      <w:pPr>
+        <w:pStyle w:val="BodyText"/>
+      </w:pPr>
+      <w:r>
+        <w:t xml:space="preserve">Soria, C.D., Pacifici, M., Di Marco, M., et al. (2021) COMBINE: a coalesced mammal database of intrinsic and extrinsic traits.</w:t>
       </w:r>
       <w:r>
         <w:t xml:space="preserve"> </w:t>
@@ -8211,21 +8530,27 @@
           <w:i/>
           <w:iCs/>
         </w:rPr>
-        <w:t xml:space="preserve">PNAS</w:t>
-      </w:r>
-      <w:r>
-        <w:t xml:space="preserve"> </w:t>
-      </w:r>
-      <w:r>
-        <w:t xml:space="preserve">111, 5610–5615.</w:t>
-      </w:r>
-    </w:p>
-    <w:p>
-      <w:pPr>
-        <w:pStyle w:val="BodyText"/>
-      </w:pPr>
-      <w:r>
-        <w:t xml:space="preserve">Swenson, N.G., Enquist, B.J., Pither, J., et al. (2012) The biogeography and filtering of woody plant functional diversity in North and South America.</w:t>
+        <w:t xml:space="preserve">Ecology</w:t>
+      </w:r>
+      <w:r>
+        <w:t xml:space="preserve"> </w:t>
+      </w:r>
+      <w:r>
+        <w:t xml:space="preserve">102, e03344.</w:t>
+      </w:r>
+    </w:p>
+    <w:p>
+      <w:pPr>
+        <w:pStyle w:val="BodyText"/>
+      </w:pPr>
+      <w:r>
+        <w:t xml:space="preserve">Sun, Z.-J., Sun, B.-J., Wang, Y.-P., et al. (2025) </w:t>
+      </w:r>
+      <w:r>
+        <w:rPr>
+          <w:rFonts w:hint="eastAsia"/>
+        </w:rPr>
+        <w:t xml:space="preserve">陆生脊椎动物生活史性状多样性的地理分布模式及驱动机制.</w:t>
       </w:r>
       <w:r>
         <w:t xml:space="preserve"> </w:t>
@@ -8235,21 +8560,21 @@
           <w:i/>
           <w:iCs/>
         </w:rPr>
-        <w:t xml:space="preserve">Global Ecology and Biogeography</w:t>
-      </w:r>
-      <w:r>
-        <w:t xml:space="preserve"> </w:t>
-      </w:r>
-      <w:r>
-        <w:t xml:space="preserve">21, 798–808.</w:t>
-      </w:r>
-    </w:p>
-    <w:p>
-      <w:pPr>
-        <w:pStyle w:val="BodyText"/>
-      </w:pPr>
-      <w:r>
-        <w:t xml:space="preserve">ter Braak, C.J.F., Cormont, A. &amp; Dray, S. (2012) Improved testing of species traits–environment relationships in the fourth-corner problem.</w:t>
+        <w:t xml:space="preserve">Zoological Research</w:t>
+      </w:r>
+      <w:r>
+        <w:t xml:space="preserve"> </w:t>
+      </w:r>
+      <w:r>
+        <w:t xml:space="preserve">46, 983–995.</w:t>
+      </w:r>
+    </w:p>
+    <w:p>
+      <w:pPr>
+        <w:pStyle w:val="BodyText"/>
+      </w:pPr>
+      <w:r>
+        <w:t xml:space="preserve">Sunday, J.M., Bates, A.E., Kearney, M.R., et al. (2014) Thermal-safety margins and the necessity of thermoregulatory behavior across latitude and elevation.</w:t>
       </w:r>
       <w:r>
         <w:t xml:space="preserve"> </w:t>
@@ -8259,21 +8584,21 @@
           <w:i/>
           <w:iCs/>
         </w:rPr>
-        <w:t xml:space="preserve">Ecology</w:t>
-      </w:r>
-      <w:r>
-        <w:t xml:space="preserve"> </w:t>
-      </w:r>
-      <w:r>
-        <w:t xml:space="preserve">93, 1525–1534.</w:t>
-      </w:r>
-    </w:p>
-    <w:p>
-      <w:pPr>
-        <w:pStyle w:val="BodyText"/>
-      </w:pPr>
-      <w:r>
-        <w:t xml:space="preserve">Tobias, J.A., Sheard, C., Pigot, A.L., et al. (2022) AVONET: morphological, ecological and geographical data for all birds.</w:t>
+        <w:t xml:space="preserve">PNAS</w:t>
+      </w:r>
+      <w:r>
+        <w:t xml:space="preserve"> </w:t>
+      </w:r>
+      <w:r>
+        <w:t xml:space="preserve">111, 5610–5615.</w:t>
+      </w:r>
+    </w:p>
+    <w:p>
+      <w:pPr>
+        <w:pStyle w:val="BodyText"/>
+      </w:pPr>
+      <w:r>
+        <w:t xml:space="preserve">Swenson, N.G., Enquist, B.J., Pither, J., et al. (2012) The biogeography and filtering of woody plant functional diversity in North and South America.</w:t>
       </w:r>
       <w:r>
         <w:t xml:space="preserve"> </w:t>
@@ -8283,21 +8608,21 @@
           <w:i/>
           <w:iCs/>
         </w:rPr>
-        <w:t xml:space="preserve">Ecology Letters</w:t>
-      </w:r>
-      <w:r>
-        <w:t xml:space="preserve"> </w:t>
-      </w:r>
-      <w:r>
-        <w:t xml:space="preserve">25, 581–597.</w:t>
-      </w:r>
-    </w:p>
-    <w:p>
-      <w:pPr>
-        <w:pStyle w:val="BodyText"/>
-      </w:pPr>
-      <w:r>
-        <w:t xml:space="preserve">Tuanmu, M.-N. &amp; Jetz, W. (2015) A global, remote sensing-based characterization of terrestrial habitat heterogeneity.</w:t>
+        <w:t xml:space="preserve">Global Ecology and Biogeography</w:t>
+      </w:r>
+      <w:r>
+        <w:t xml:space="preserve"> </w:t>
+      </w:r>
+      <w:r>
+        <w:t xml:space="preserve">21, 798–808.</w:t>
+      </w:r>
+    </w:p>
+    <w:p>
+      <w:pPr>
+        <w:pStyle w:val="BodyText"/>
+      </w:pPr>
+      <w:r>
+        <w:t xml:space="preserve">ter Braak, C.J.F., Cormont, A. &amp; Dray, S. (2012) Improved testing of species traits–environment relationships in the fourth-corner problem.</w:t>
       </w:r>
       <w:r>
         <w:t xml:space="preserve"> </w:t>
@@ -8307,21 +8632,21 @@
           <w:i/>
           <w:iCs/>
         </w:rPr>
-        <w:t xml:space="preserve">Global Ecology and Biogeography</w:t>
-      </w:r>
-      <w:r>
-        <w:t xml:space="preserve"> </w:t>
-      </w:r>
-      <w:r>
-        <w:t xml:space="preserve">24, 1329–1339.</w:t>
-      </w:r>
-    </w:p>
-    <w:p>
-      <w:pPr>
-        <w:pStyle w:val="BodyText"/>
-      </w:pPr>
-      <w:r>
-        <w:t xml:space="preserve">Violle, C., Navas, M.-L., Vile, D., et al. (2007) Let the concept of trait be functional!</w:t>
+        <w:t xml:space="preserve">Ecology</w:t>
+      </w:r>
+      <w:r>
+        <w:t xml:space="preserve"> </w:t>
+      </w:r>
+      <w:r>
+        <w:t xml:space="preserve">93, 1525–1534.</w:t>
+      </w:r>
+    </w:p>
+    <w:p>
+      <w:pPr>
+        <w:pStyle w:val="BodyText"/>
+      </w:pPr>
+      <w:r>
+        <w:t xml:space="preserve">Tobias, J.A., Sheard, C., Pigot, A.L., et al. (2022) AVONET: morphological, ecological and geographical data for all birds.</w:t>
       </w:r>
       <w:r>
         <w:t xml:space="preserve"> </w:t>
@@ -8331,21 +8656,21 @@
           <w:i/>
           <w:iCs/>
         </w:rPr>
-        <w:t xml:space="preserve">Oikos</w:t>
-      </w:r>
-      <w:r>
-        <w:t xml:space="preserve"> </w:t>
-      </w:r>
-      <w:r>
-        <w:t xml:space="preserve">116, 882–892.</w:t>
-      </w:r>
-    </w:p>
-    <w:p>
-      <w:pPr>
-        <w:pStyle w:val="BodyText"/>
-      </w:pPr>
-      <w:r>
-        <w:t xml:space="preserve">Violle, C., Reich, P.B., Pacala, S.W., et al. (2014) The emergence and promise of functional biogeography.</w:t>
+        <w:t xml:space="preserve">Ecology Letters</w:t>
+      </w:r>
+      <w:r>
+        <w:t xml:space="preserve"> </w:t>
+      </w:r>
+      <w:r>
+        <w:t xml:space="preserve">25, 581–597.</w:t>
+      </w:r>
+    </w:p>
+    <w:p>
+      <w:pPr>
+        <w:pStyle w:val="BodyText"/>
+      </w:pPr>
+      <w:r>
+        <w:t xml:space="preserve">Tuanmu, M.-N. &amp; Jetz, W. (2015) A global, remote sensing-based characterization of terrestrial habitat heterogeneity.</w:t>
       </w:r>
       <w:r>
         <w:t xml:space="preserve"> </w:t>
@@ -8355,67 +8680,45 @@
           <w:i/>
           <w:iCs/>
         </w:rPr>
-        <w:t xml:space="preserve">PNAS</w:t>
-      </w:r>
-      <w:r>
-        <w:t xml:space="preserve"> </w:t>
-      </w:r>
-      <w:r>
-        <w:t xml:space="preserve">111, 13690–13696.</w:t>
-      </w:r>
-    </w:p>
-    <w:p>
-      <w:pPr>
-        <w:pStyle w:val="BodyText"/>
-      </w:pPr>
-      <w:r>
-        <w:rPr>
-          <w:rFonts w:hint="eastAsia"/>
-        </w:rPr>
-        <w:t xml:space="preserve">王江,</w:t>
-      </w:r>
-      <w:r>
-        <w:t xml:space="preserve"> </w:t>
-      </w:r>
-      <w:r>
-        <w:rPr>
-          <w:rFonts w:hint="eastAsia"/>
-        </w:rPr>
-        <w:t xml:space="preserve">等</w:t>
-      </w:r>
-      <w:r>
-        <w:t xml:space="preserve"> (2023) </w:t>
-      </w:r>
-      <w:r>
-        <w:rPr>
-          <w:rFonts w:hint="eastAsia"/>
-        </w:rPr>
-        <w:t xml:space="preserve">中国蛇类形态、生活史和生态特征数据集.</w:t>
-      </w:r>
-      <w:r>
-        <w:t xml:space="preserve"> </w:t>
-      </w:r>
-      <w:r>
-        <w:rPr>
-          <w:rFonts w:hint="eastAsia"/>
+        <w:t xml:space="preserve">Global Ecology and Biogeography</w:t>
+      </w:r>
+      <w:r>
+        <w:t xml:space="preserve"> </w:t>
+      </w:r>
+      <w:r>
+        <w:t xml:space="preserve">24, 1329–1339.</w:t>
+      </w:r>
+    </w:p>
+    <w:p>
+      <w:pPr>
+        <w:pStyle w:val="BodyText"/>
+      </w:pPr>
+      <w:r>
+        <w:t xml:space="preserve">Violle, C., Navas, M.-L., Vile, D., et al. (2007) Let the concept of trait be functional!</w:t>
+      </w:r>
+      <w:r>
+        <w:t xml:space="preserve"> </w:t>
+      </w:r>
+      <w:r>
+        <w:rPr>
           <w:i/>
           <w:iCs/>
         </w:rPr>
-        <w:t xml:space="preserve">生物多样性</w:t>
-      </w:r>
-      <w:r>
-        <w:t xml:space="preserve"> </w:t>
-      </w:r>
-      <w:r>
-        <w:t xml:space="preserve">31, 23126.</w:t>
-      </w:r>
-    </w:p>
-    <w:p>
-      <w:pPr>
-        <w:pStyle w:val="BodyText"/>
-      </w:pPr>
-      <w:r>
-        <w:t xml:space="preserve">Wright, D.H. (1983) Species-energy theory: an extension of species-area theory.</w:t>
+        <w:t xml:space="preserve">Oikos</w:t>
+      </w:r>
+      <w:r>
+        <w:t xml:space="preserve"> </w:t>
+      </w:r>
+      <w:r>
+        <w:t xml:space="preserve">116, 882–892.</w:t>
+      </w:r>
+    </w:p>
+    <w:p>
+      <w:pPr>
+        <w:pStyle w:val="BodyText"/>
+      </w:pPr>
+      <w:r>
+        <w:t xml:space="preserve">Violle, C., Reich, P.B., Pacala, S.W., et al. (2014) The emergence and promise of functional biogeography.</w:t>
       </w:r>
       <w:r>
         <w:t xml:space="preserve"> </w:t>
@@ -8425,45 +8728,67 @@
           <w:i/>
           <w:iCs/>
         </w:rPr>
-        <w:t xml:space="preserve">Oikos</w:t>
-      </w:r>
-      <w:r>
-        <w:t xml:space="preserve"> </w:t>
-      </w:r>
-      <w:r>
-        <w:t xml:space="preserve">41, 496–506.</w:t>
-      </w:r>
-    </w:p>
-    <w:p>
-      <w:pPr>
-        <w:pStyle w:val="BodyText"/>
-      </w:pPr>
-      <w:r>
-        <w:t xml:space="preserve">Wu, R., Zhang, S., Yu, D.W., et al. (2011) Effectiveness of China’s nature reserves in representing ecological diversity.</w:t>
-      </w:r>
-      <w:r>
-        <w:t xml:space="preserve"> </w:t>
-      </w:r>
-      <w:r>
-        <w:rPr>
+        <w:t xml:space="preserve">PNAS</w:t>
+      </w:r>
+      <w:r>
+        <w:t xml:space="preserve"> </w:t>
+      </w:r>
+      <w:r>
+        <w:t xml:space="preserve">111, 13690–13696.</w:t>
+      </w:r>
+    </w:p>
+    <w:p>
+      <w:pPr>
+        <w:pStyle w:val="BodyText"/>
+      </w:pPr>
+      <w:r>
+        <w:rPr>
+          <w:rFonts w:hint="eastAsia"/>
+        </w:rPr>
+        <w:t xml:space="preserve">王江,</w:t>
+      </w:r>
+      <w:r>
+        <w:t xml:space="preserve"> </w:t>
+      </w:r>
+      <w:r>
+        <w:rPr>
+          <w:rFonts w:hint="eastAsia"/>
+        </w:rPr>
+        <w:t xml:space="preserve">等</w:t>
+      </w:r>
+      <w:r>
+        <w:t xml:space="preserve"> (2023) </w:t>
+      </w:r>
+      <w:r>
+        <w:rPr>
+          <w:rFonts w:hint="eastAsia"/>
+        </w:rPr>
+        <w:t xml:space="preserve">中国蛇类形态、生活史和生态特征数据集.</w:t>
+      </w:r>
+      <w:r>
+        <w:t xml:space="preserve"> </w:t>
+      </w:r>
+      <w:r>
+        <w:rPr>
+          <w:rFonts w:hint="eastAsia"/>
           <w:i/>
           <w:iCs/>
         </w:rPr>
-        <w:t xml:space="preserve">Frontiers in Ecology and the Environment</w:t>
-      </w:r>
-      <w:r>
-        <w:t xml:space="preserve"> </w:t>
-      </w:r>
-      <w:r>
-        <w:t xml:space="preserve">9, 383–389.</w:t>
-      </w:r>
-    </w:p>
-    <w:p>
-      <w:pPr>
-        <w:pStyle w:val="BodyText"/>
-      </w:pPr>
-      <w:r>
-        <w:t xml:space="preserve">Xu, W., Xiao, Y., Zhang, J., et al. (2017) Strengthening protected areas for biodiversity and ecosystem services in China.</w:t>
+        <w:t xml:space="preserve">生物多样性</w:t>
+      </w:r>
+      <w:r>
+        <w:t xml:space="preserve"> </w:t>
+      </w:r>
+      <w:r>
+        <w:t xml:space="preserve">31, 23126.</w:t>
+      </w:r>
+    </w:p>
+    <w:p>
+      <w:pPr>
+        <w:pStyle w:val="BodyText"/>
+      </w:pPr>
+      <w:r>
+        <w:t xml:space="preserve">Wright, D.H. (1983) Species-energy theory: an extension of species-area theory.</w:t>
       </w:r>
       <w:r>
         <w:t xml:space="preserve"> </w:t>
@@ -8473,67 +8798,45 @@
           <w:i/>
           <w:iCs/>
         </w:rPr>
-        <w:t xml:space="preserve">PNAS</w:t>
-      </w:r>
-      <w:r>
-        <w:t xml:space="preserve"> </w:t>
-      </w:r>
-      <w:r>
-        <w:t xml:space="preserve">114, 1601–1606.</w:t>
-      </w:r>
-    </w:p>
-    <w:p>
-      <w:pPr>
-        <w:pStyle w:val="BodyText"/>
-      </w:pPr>
-      <w:r>
-        <w:rPr>
-          <w:rFonts w:hint="eastAsia"/>
-        </w:rPr>
-        <w:t xml:space="preserve">钟雨茜,</w:t>
-      </w:r>
-      <w:r>
-        <w:t xml:space="preserve"> </w:t>
-      </w:r>
-      <w:r>
-        <w:rPr>
-          <w:rFonts w:hint="eastAsia"/>
-        </w:rPr>
-        <w:t xml:space="preserve">等</w:t>
-      </w:r>
-      <w:r>
-        <w:t xml:space="preserve"> (2022) </w:t>
-      </w:r>
-      <w:r>
-        <w:rPr>
-          <w:rFonts w:hint="eastAsia"/>
-        </w:rPr>
-        <w:t xml:space="preserve">中国蜥蜴类生活史和生态特征数据集.</w:t>
-      </w:r>
-      <w:r>
-        <w:t xml:space="preserve"> </w:t>
-      </w:r>
-      <w:r>
-        <w:rPr>
-          <w:rFonts w:hint="eastAsia"/>
+        <w:t xml:space="preserve">Oikos</w:t>
+      </w:r>
+      <w:r>
+        <w:t xml:space="preserve"> </w:t>
+      </w:r>
+      <w:r>
+        <w:t xml:space="preserve">41, 496–506.</w:t>
+      </w:r>
+    </w:p>
+    <w:p>
+      <w:pPr>
+        <w:pStyle w:val="BodyText"/>
+      </w:pPr>
+      <w:r>
+        <w:t xml:space="preserve">Wu, R., Zhang, S., Yu, D.W., et al. (2011) Effectiveness of China’s nature reserves in representing ecological diversity.</w:t>
+      </w:r>
+      <w:r>
+        <w:t xml:space="preserve"> </w:t>
+      </w:r>
+      <w:r>
+        <w:rPr>
           <w:i/>
           <w:iCs/>
         </w:rPr>
-        <w:t xml:space="preserve">生物多样性</w:t>
-      </w:r>
-      <w:r>
-        <w:t xml:space="preserve"> </w:t>
-      </w:r>
-      <w:r>
-        <w:t xml:space="preserve">30, 22071.</w:t>
-      </w:r>
-    </w:p>
-    <w:p>
-      <w:pPr>
-        <w:pStyle w:val="BodyText"/>
-      </w:pPr>
-      <w:r>
-        <w:t xml:space="preserve">Zelený, D. (2018) Which results of the standard test for community-weighted mean approach are too optimistic?</w:t>
+        <w:t xml:space="preserve">Frontiers in Ecology and the Environment</w:t>
+      </w:r>
+      <w:r>
+        <w:t xml:space="preserve"> </w:t>
+      </w:r>
+      <w:r>
+        <w:t xml:space="preserve">9, 383–389.</w:t>
+      </w:r>
+    </w:p>
+    <w:p>
+      <w:pPr>
+        <w:pStyle w:val="BodyText"/>
+      </w:pPr>
+      <w:r>
+        <w:t xml:space="preserve">Xu, W., Xiao, Y., Zhang, J., et al. (2017) Strengthening protected areas for biodiversity and ecosystem services in China.</w:t>
       </w:r>
       <w:r>
         <w:t xml:space="preserve"> </w:t>
@@ -8543,6 +8846,76 @@
           <w:i/>
           <w:iCs/>
         </w:rPr>
+        <w:t xml:space="preserve">PNAS</w:t>
+      </w:r>
+      <w:r>
+        <w:t xml:space="preserve"> </w:t>
+      </w:r>
+      <w:r>
+        <w:t xml:space="preserve">114, 1601–1606.</w:t>
+      </w:r>
+    </w:p>
+    <w:p>
+      <w:pPr>
+        <w:pStyle w:val="BodyText"/>
+      </w:pPr>
+      <w:r>
+        <w:rPr>
+          <w:rFonts w:hint="eastAsia"/>
+        </w:rPr>
+        <w:t xml:space="preserve">钟雨茜,</w:t>
+      </w:r>
+      <w:r>
+        <w:t xml:space="preserve"> </w:t>
+      </w:r>
+      <w:r>
+        <w:rPr>
+          <w:rFonts w:hint="eastAsia"/>
+        </w:rPr>
+        <w:t xml:space="preserve">等</w:t>
+      </w:r>
+      <w:r>
+        <w:t xml:space="preserve"> (2022) </w:t>
+      </w:r>
+      <w:r>
+        <w:rPr>
+          <w:rFonts w:hint="eastAsia"/>
+        </w:rPr>
+        <w:t xml:space="preserve">中国蜥蜴类生活史和生态特征数据集.</w:t>
+      </w:r>
+      <w:r>
+        <w:t xml:space="preserve"> </w:t>
+      </w:r>
+      <w:r>
+        <w:rPr>
+          <w:rFonts w:hint="eastAsia"/>
+          <w:i/>
+          <w:iCs/>
+        </w:rPr>
+        <w:t xml:space="preserve">生物多样性</w:t>
+      </w:r>
+      <w:r>
+        <w:t xml:space="preserve"> </w:t>
+      </w:r>
+      <w:r>
+        <w:t xml:space="preserve">30, 22071.</w:t>
+      </w:r>
+    </w:p>
+    <w:p>
+      <w:pPr>
+        <w:pStyle w:val="BodyText"/>
+      </w:pPr>
+      <w:r>
+        <w:t xml:space="preserve">Zelený, D. (2018) Which results of the standard test for community-weighted mean approach are too optimistic?</w:t>
+      </w:r>
+      <w:r>
+        <w:t xml:space="preserve"> </w:t>
+      </w:r>
+      <w:r>
+        <w:rPr>
+          <w:i/>
+          <w:iCs/>
+        </w:rPr>
         <w:t xml:space="preserve">Journal of Vegetation Science</w:t>
       </w:r>
       <w:r>
@@ -8552,7 +8925,7 @@
         <w:t xml:space="preserve">29, 953–966.</w:t>
       </w:r>
     </w:p>
-    <w:bookmarkEnd w:id="34"/>
+    <w:bookmarkEnd w:id="39"/>
     <w:sectPr>
       <w:footnotePr>
         <w:numRestart w:val="eachSect"/>
